--- a/Backend/Director_Disclosure/Output_Disclosures/2024-25/IOT_UTKAL_ENERGY_SERVICES_LIMITED/MBP-1/MBP1_AJAI_KUMAR_02446976.docx
+++ b/Backend/Director_Disclosure/Output_Disclosures/2024-25/IOT_UTKAL_ENERGY_SERVICES_LIMITED/MBP-1/MBP1_AJAI_KUMAR_02446976.docx
@@ -93,302 +93,17 @@
     </w:p>
     <w:p>
       <w:pPr>
-        <w:spacing w:before="0" w:after="0"/>
-        <w:jc w:val="left"/>
-      </w:pPr>
-      <w:r>
-        <w:rPr>
-          <w:rFonts w:ascii="Adani" w:hAnsi="Adani"/>
-          <w:b w:val="0"/>
-          <w:sz w:val="20"/>
-          <w:u w:val="none"/>
-        </w:rPr>
-        <w:t>IOT UTKAL ENERGY SERVICES LIMITED</w:t>
-      </w:r>
-    </w:p>
-    <w:p>
-      <w:pPr>
-        <w:spacing w:before="0" w:after="0"/>
-        <w:jc w:val="left"/>
-      </w:pPr>
-      <w:r>
-        <w:rPr>
-          <w:rFonts w:ascii="Adani" w:hAnsi="Adani"/>
-          <w:b w:val="0"/>
-          <w:sz w:val="20"/>
-          <w:u w:val="none"/>
-        </w:rPr>
-        <w:t>WESTERN CAPITAL ADVISORS PRIVATE LIMITED</w:t>
-      </w:r>
-    </w:p>
-    <w:p>
-      <w:pPr>
-        <w:spacing w:before="0" w:after="0"/>
-        <w:jc w:val="left"/>
-      </w:pPr>
-      <w:r>
-        <w:rPr>
-          <w:rFonts w:ascii="Adani" w:hAnsi="Adani"/>
-          <w:b w:val="0"/>
-          <w:sz w:val="20"/>
-          <w:u w:val="none"/>
-        </w:rPr>
-        <w:t>DELPHI WORLD MONEY LIMITED</w:t>
-      </w:r>
-    </w:p>
-    <w:p>
-      <w:pPr>
-        <w:spacing w:before="0" w:after="0"/>
-        <w:jc w:val="left"/>
-      </w:pPr>
-      <w:r>
-        <w:rPr>
-          <w:rFonts w:ascii="Adani" w:hAnsi="Adani"/>
-          <w:b w:val="0"/>
-          <w:sz w:val="20"/>
-          <w:u w:val="none"/>
-        </w:rPr>
-        <w:t>AUTHUM INVESTMENT &amp; INFRASTRUCTURE LIMITED</w:t>
-      </w:r>
-    </w:p>
-    <w:p>
-      <w:pPr>
-        <w:spacing w:before="0" w:after="0"/>
-        <w:jc w:val="left"/>
-      </w:pPr>
-      <w:r>
-        <w:rPr>
-          <w:rFonts w:ascii="Adani" w:hAnsi="Adani"/>
-          <w:b w:val="0"/>
-          <w:sz w:val="20"/>
-          <w:u w:val="none"/>
-        </w:rPr>
-        <w:t>NUKLEUS OFFICE SOLUTIONS LIMITED</w:t>
-      </w:r>
-    </w:p>
-    <w:p>
-      <w:pPr>
-        <w:spacing w:before="0" w:after="0"/>
-        <w:jc w:val="left"/>
-      </w:pPr>
-      <w:r>
-        <w:rPr>
-          <w:rFonts w:ascii="Adani" w:hAnsi="Adani"/>
-          <w:b w:val="0"/>
-          <w:sz w:val="20"/>
-          <w:u w:val="none"/>
-        </w:rPr>
-        <w:t>ADANI PETRONET (DAHEJ) PORT LIMITED</w:t>
-      </w:r>
-    </w:p>
-    <w:p>
-      <w:pPr>
-        <w:spacing w:before="0" w:after="0"/>
-        <w:jc w:val="left"/>
-      </w:pPr>
-      <w:r>
-        <w:rPr>
-          <w:rFonts w:ascii="Adani" w:hAnsi="Adani"/>
-          <w:b w:val="0"/>
-          <w:sz w:val="20"/>
-          <w:u w:val="none"/>
-        </w:rPr>
-        <w:t>GENERALI CENTRAL INSURANCE COMPANY LIMITED</w:t>
-      </w:r>
-    </w:p>
-    <w:p>
-      <w:pPr>
-        <w:spacing w:before="0" w:after="0"/>
-        <w:jc w:val="left"/>
-      </w:pPr>
-      <w:r>
-        <w:rPr>
-          <w:rFonts w:ascii="Adani" w:hAnsi="Adani"/>
-          <w:b w:val="0"/>
-          <w:sz w:val="20"/>
-          <w:u w:val="none"/>
-        </w:rPr>
-        <w:t>SAMMAAN ASSET MANAGEMENT LIMITED</w:t>
-      </w:r>
-    </w:p>
-    <w:p>
-      <w:pPr>
-        <w:spacing w:before="0" w:after="0"/>
-        <w:jc w:val="left"/>
-      </w:pPr>
-      <w:r>
-        <w:rPr>
-          <w:rFonts w:ascii="Adani" w:hAnsi="Adani"/>
-          <w:b w:val="0"/>
-          <w:sz w:val="20"/>
-          <w:u w:val="none"/>
-        </w:rPr>
-        <w:t>SATYADEVI INSTITUTE FOR FINANCIAL LEARNING PRIVATE LIMITED</w:t>
-      </w:r>
-    </w:p>
-    <w:p>
-      <w:pPr>
-        <w:spacing w:before="0" w:after="0"/>
-        <w:jc w:val="left"/>
-      </w:pPr>
-      <w:r>
-        <w:rPr>
-          <w:rFonts w:ascii="Adani" w:hAnsi="Adani"/>
-          <w:b w:val="0"/>
-          <w:sz w:val="20"/>
-          <w:u w:val="none"/>
-        </w:rPr>
-        <w:t>HFCL LIMITED</w:t>
-      </w:r>
-    </w:p>
-    <w:p>
-      <w:pPr>
-        <w:spacing w:before="0" w:after="0"/>
-        <w:jc w:val="left"/>
-      </w:pPr>
-      <w:r>
-        <w:rPr>
-          <w:rFonts w:ascii="Adani" w:hAnsi="Adani"/>
-          <w:b w:val="0"/>
-          <w:sz w:val="20"/>
-          <w:u w:val="none"/>
-        </w:rPr>
-        <w:t>CAN FIN HOMES LIMITED</w:t>
-      </w:r>
-    </w:p>
-    <w:p>
-      <w:pPr>
-        <w:spacing w:before="0" w:after="0"/>
-        <w:jc w:val="left"/>
-      </w:pPr>
-      <w:r>
-        <w:rPr>
-          <w:rFonts w:ascii="Adani" w:hAnsi="Adani"/>
-          <w:b w:val="0"/>
-          <w:sz w:val="20"/>
-          <w:u w:val="none"/>
-        </w:rPr>
-        <w:t>NATIONAL URBAN CO-OPERATIVE FINANCE AND DEVELOPMENT CORPORATION LIMITED</w:t>
-      </w:r>
-    </w:p>
-    <w:p>
-      <w:pPr>
-        <w:spacing w:before="0" w:after="0"/>
-        <w:jc w:val="left"/>
-      </w:pPr>
-      <w:r>
-        <w:rPr>
-          <w:rFonts w:ascii="Adani" w:hAnsi="Adani"/>
-          <w:b w:val="0"/>
-          <w:sz w:val="20"/>
-          <w:u w:val="none"/>
-        </w:rPr>
-        <w:t>ADANI KRISHNAPATNAM PORT LIMITED</w:t>
-      </w:r>
-    </w:p>
-    <w:p>
-      <w:pPr>
-        <w:spacing w:before="0" w:after="0"/>
-        <w:jc w:val="left"/>
-      </w:pPr>
-      <w:r>
-        <w:rPr>
-          <w:rFonts w:ascii="Adani" w:hAnsi="Adani"/>
-          <w:b w:val="0"/>
-          <w:sz w:val="20"/>
-          <w:u w:val="none"/>
-        </w:rPr>
-        <w:t>METROPOLITAN STOCK EXCHANGE OF INDIA LIMITED</w:t>
-      </w:r>
-    </w:p>
-    <w:p>
-      <w:pPr>
-        <w:spacing w:before="0" w:after="0"/>
-        <w:jc w:val="left"/>
-      </w:pPr>
-      <w:r>
-        <w:rPr>
-          <w:rFonts w:ascii="Adani" w:hAnsi="Adani"/>
-          <w:b w:val="0"/>
-          <w:sz w:val="20"/>
-          <w:u w:val="none"/>
-        </w:rPr>
-        <w:t>HEYTAP I-TECH PRIVATE LIMITED</w:t>
-      </w:r>
-    </w:p>
-    <w:p>
-      <w:pPr>
-        <w:spacing w:before="0" w:after="0"/>
-        <w:jc w:val="left"/>
-      </w:pPr>
-      <w:r>
-        <w:rPr>
-          <w:rFonts w:ascii="Adani" w:hAnsi="Adani"/>
-          <w:b w:val="0"/>
-          <w:sz w:val="20"/>
-          <w:u w:val="none"/>
-        </w:rPr>
-        <w:t>AMAR UJALA LIMITED</w:t>
-      </w:r>
-    </w:p>
-    <w:p>
-      <w:pPr>
-        <w:spacing w:before="0" w:after="0"/>
-        <w:jc w:val="left"/>
-      </w:pPr>
-      <w:r>
-        <w:rPr>
-          <w:rFonts w:ascii="Adani" w:hAnsi="Adani"/>
-          <w:b w:val="0"/>
-          <w:sz w:val="20"/>
-          <w:u w:val="none"/>
-        </w:rPr>
-        <w:t>PODDAR WELLNESS LIMITED</w:t>
-      </w:r>
-    </w:p>
-    <w:p>
-      <w:pPr>
-        <w:spacing w:before="0" w:after="0"/>
-        <w:jc w:val="left"/>
-      </w:pPr>
-      <w:r>
-        <w:rPr>
-          <w:rFonts w:ascii="Adani" w:hAnsi="Adani"/>
-          <w:b w:val="0"/>
-          <w:sz w:val="20"/>
-          <w:u w:val="none"/>
-        </w:rPr>
-        <w:t>GROWW ASSET MANAGEMENT LIMITED</w:t>
-      </w:r>
-    </w:p>
-    <w:p>
-      <w:pPr>
-        <w:spacing w:before="0" w:after="0"/>
-        <w:jc w:val="left"/>
-      </w:pPr>
-      <w:r>
-        <w:rPr>
-          <w:rFonts w:ascii="Adani" w:hAnsi="Adani"/>
-          <w:b w:val="0"/>
-          <w:sz w:val="20"/>
-          <w:u w:val="none"/>
-        </w:rPr>
-        <w:t>INDIABULLS GENERAL INSURANCE LIMITED</w:t>
-      </w:r>
-    </w:p>
-    <w:p>
-      <w:pPr>
         <w:spacing w:before="0" w:after="160"/>
         <w:jc w:val="left"/>
       </w:pPr>
       <w:r>
         <w:rPr>
           <w:rFonts w:ascii="Adani" w:hAnsi="Adani"/>
-          <w:b w:val="0"/>
+          <w:b/>
           <w:sz w:val="20"/>
           <w:u w:val="none"/>
         </w:rPr>
-        <w:t>NUCLEAR POWER CORPORATION OF INDIA LIMITED</w:t>
+        <w:t>IOT UTKAL ENERGY SERVICES LIMITED</w:t>
       </w:r>
     </w:p>
     <w:p>
@@ -1526,148 +1241,6 @@
                 <w:sz w:val="18"/>
                 <w:u w:val="none"/>
               </w:rPr>
-              <w:t>GENERALI CENTRAL INSURANCE COMPANY LIMITED</w:t>
-            </w:r>
-          </w:p>
-        </w:tc>
-        <w:tc>
-          <w:tcPr>
-            <w:tcW w:type="dxa" w:w="1814"/>
-            <w:shd w:val="clear" w:color="auto" w:fill="FFFFFF"/>
-            <w:tcBorders>
-              <w:top w:val="single" w:sz="4" w:space="0" w:color="000000"/>
-              <w:left w:val="single" w:sz="4" w:space="0" w:color="000000"/>
-              <w:bottom w:val="single" w:sz="4" w:space="0" w:color="000000"/>
-              <w:right w:val="single" w:sz="4" w:space="0" w:color="000000"/>
-            </w:tcBorders>
-            <w:vAlign w:val="center"/>
-          </w:tcPr>
-          <w:p>
-            <w:pPr>
-              <w:spacing w:before="40" w:after="40"/>
-              <w:jc w:val="left"/>
-            </w:pPr>
-            <w:r>
-              <w:rPr>
-                <w:rFonts w:ascii="Adani" w:hAnsi="Adani"/>
-                <w:b w:val="0"/>
-                <w:sz w:val="18"/>
-                <w:u w:val="none"/>
-              </w:rPr>
-              <w:t>Additional Director</w:t>
-            </w:r>
-          </w:p>
-        </w:tc>
-        <w:tc>
-          <w:tcPr>
-            <w:tcW w:type="dxa" w:w="1020"/>
-            <w:shd w:val="clear" w:color="auto" w:fill="FFFFFF"/>
-            <w:tcBorders>
-              <w:top w:val="single" w:sz="4" w:space="0" w:color="000000"/>
-              <w:left w:val="single" w:sz="4" w:space="0" w:color="000000"/>
-              <w:bottom w:val="single" w:sz="4" w:space="0" w:color="000000"/>
-              <w:right w:val="single" w:sz="4" w:space="0" w:color="000000"/>
-            </w:tcBorders>
-            <w:vAlign w:val="center"/>
-          </w:tcPr>
-          <w:p>
-            <w:pPr>
-              <w:spacing w:before="40" w:after="40"/>
-              <w:jc w:val="left"/>
-            </w:pPr>
-            <w:r>
-              <w:rPr>
-                <w:rFonts w:ascii="Adani" w:hAnsi="Adani"/>
-                <w:b w:val="0"/>
-                <w:sz w:val="18"/>
-                <w:u w:val="none"/>
-              </w:rPr>
-              <w:t>NIL</w:t>
-            </w:r>
-          </w:p>
-        </w:tc>
-        <w:tc>
-          <w:tcPr>
-            <w:tcW w:type="dxa" w:w="1247"/>
-            <w:shd w:val="clear" w:color="auto" w:fill="FFFFFF"/>
-            <w:tcBorders>
-              <w:top w:val="single" w:sz="4" w:space="0" w:color="000000"/>
-              <w:left w:val="single" w:sz="4" w:space="0" w:color="000000"/>
-              <w:bottom w:val="single" w:sz="4" w:space="0" w:color="000000"/>
-              <w:right w:val="single" w:sz="4" w:space="0" w:color="000000"/>
-            </w:tcBorders>
-            <w:vAlign w:val="center"/>
-          </w:tcPr>
-          <w:p>
-            <w:pPr>
-              <w:spacing w:before="40" w:after="40"/>
-              <w:jc w:val="left"/>
-            </w:pPr>
-            <w:r>
-              <w:rPr>
-                <w:rFonts w:ascii="Adani" w:hAnsi="Adani"/>
-                <w:b w:val="0"/>
-                <w:sz w:val="18"/>
-                <w:u w:val="none"/>
-              </w:rPr>
-              <w:t>08/11/2023</w:t>
-            </w:r>
-          </w:p>
-        </w:tc>
-      </w:tr>
-      <w:tr>
-        <w:tc>
-          <w:tcPr>
-            <w:tcW w:type="dxa" w:w="680"/>
-            <w:shd w:val="clear" w:color="auto" w:fill="FFFFFF"/>
-            <w:tcBorders>
-              <w:top w:val="single" w:sz="4" w:space="0" w:color="000000"/>
-              <w:left w:val="single" w:sz="4" w:space="0" w:color="000000"/>
-              <w:bottom w:val="single" w:sz="4" w:space="0" w:color="000000"/>
-              <w:right w:val="single" w:sz="4" w:space="0" w:color="000000"/>
-            </w:tcBorders>
-            <w:vAlign w:val="center"/>
-          </w:tcPr>
-          <w:p>
-            <w:pPr>
-              <w:spacing w:before="40" w:after="40"/>
-              <w:jc w:val="left"/>
-            </w:pPr>
-            <w:r>
-              <w:rPr>
-                <w:rFonts w:ascii="Adani" w:hAnsi="Adani"/>
-                <w:b w:val="0"/>
-                <w:sz w:val="18"/>
-                <w:u w:val="none"/>
-              </w:rPr>
-              <w:t>8</w:t>
-            </w:r>
-          </w:p>
-        </w:tc>
-        <w:tc>
-          <w:tcPr>
-            <w:tcW w:type="dxa" w:w="3969"/>
-            <w:shd w:val="clear" w:color="auto" w:fill="FFFFFF"/>
-            <w:tcBorders>
-              <w:top w:val="single" w:sz="4" w:space="0" w:color="000000"/>
-              <w:left w:val="single" w:sz="4" w:space="0" w:color="000000"/>
-              <w:bottom w:val="single" w:sz="4" w:space="0" w:color="000000"/>
-              <w:right w:val="single" w:sz="4" w:space="0" w:color="000000"/>
-            </w:tcBorders>
-            <w:vAlign w:val="center"/>
-          </w:tcPr>
-          <w:p>
-            <w:pPr>
-              <w:spacing w:before="40" w:after="40"/>
-              <w:jc w:val="left"/>
-            </w:pPr>
-            <w:r>
-              <w:rPr>
-                <w:rFonts w:ascii="Adani" w:hAnsi="Adani"/>
-                <w:b w:val="0"/>
-                <w:sz w:val="18"/>
-                <w:u w:val="none"/>
-              </w:rPr>
               <w:t>SAMMAAN ASSET MANAGEMENT LIMITED</w:t>
             </w:r>
           </w:p>
@@ -1782,7 +1355,7 @@
                 <w:sz w:val="18"/>
                 <w:u w:val="none"/>
               </w:rPr>
-              <w:t>9</w:t>
+              <w:t>8</w:t>
             </w:r>
           </w:p>
         </w:tc>
@@ -1924,7 +1497,7 @@
                 <w:sz w:val="18"/>
                 <w:u w:val="none"/>
               </w:rPr>
-              <w:t>10</w:t>
+              <w:t>9</w:t>
             </w:r>
           </w:p>
         </w:tc>
@@ -2066,7 +1639,7 @@
                 <w:sz w:val="18"/>
                 <w:u w:val="none"/>
               </w:rPr>
-              <w:t>11</w:t>
+              <w:t>10</w:t>
             </w:r>
           </w:p>
         </w:tc>
@@ -2208,575 +1781,7 @@
                 <w:sz w:val="18"/>
                 <w:u w:val="none"/>
               </w:rPr>
-              <w:t>12</w:t>
-            </w:r>
-          </w:p>
-        </w:tc>
-        <w:tc>
-          <w:tcPr>
-            <w:tcW w:type="dxa" w:w="3969"/>
-            <w:shd w:val="clear" w:color="auto" w:fill="FFFFFF"/>
-            <w:tcBorders>
-              <w:top w:val="single" w:sz="4" w:space="0" w:color="000000"/>
-              <w:left w:val="single" w:sz="4" w:space="0" w:color="000000"/>
-              <w:bottom w:val="single" w:sz="4" w:space="0" w:color="000000"/>
-              <w:right w:val="single" w:sz="4" w:space="0" w:color="000000"/>
-            </w:tcBorders>
-            <w:vAlign w:val="center"/>
-          </w:tcPr>
-          <w:p>
-            <w:pPr>
-              <w:spacing w:before="40" w:after="40"/>
-              <w:jc w:val="left"/>
-            </w:pPr>
-            <w:r>
-              <w:rPr>
-                <w:rFonts w:ascii="Adani" w:hAnsi="Adani"/>
-                <w:b w:val="0"/>
-                <w:sz w:val="18"/>
-                <w:u w:val="none"/>
-              </w:rPr>
-              <w:t>NATIONAL URBAN CO-OPERATIVE FINANCE AND DEVELOPMENT CORPORATION LIMITED</w:t>
-            </w:r>
-          </w:p>
-        </w:tc>
-        <w:tc>
-          <w:tcPr>
-            <w:tcW w:type="dxa" w:w="1814"/>
-            <w:shd w:val="clear" w:color="auto" w:fill="FFFFFF"/>
-            <w:tcBorders>
-              <w:top w:val="single" w:sz="4" w:space="0" w:color="000000"/>
-              <w:left w:val="single" w:sz="4" w:space="0" w:color="000000"/>
-              <w:bottom w:val="single" w:sz="4" w:space="0" w:color="000000"/>
-              <w:right w:val="single" w:sz="4" w:space="0" w:color="000000"/>
-            </w:tcBorders>
-            <w:vAlign w:val="center"/>
-          </w:tcPr>
-          <w:p>
-            <w:pPr>
-              <w:spacing w:before="40" w:after="40"/>
-              <w:jc w:val="left"/>
-            </w:pPr>
-            <w:r>
-              <w:rPr>
-                <w:rFonts w:ascii="Adani" w:hAnsi="Adani"/>
-                <w:b w:val="0"/>
-                <w:sz w:val="18"/>
-                <w:u w:val="none"/>
-              </w:rPr>
-              <w:t>Director</w:t>
-            </w:r>
-          </w:p>
-        </w:tc>
-        <w:tc>
-          <w:tcPr>
-            <w:tcW w:type="dxa" w:w="1020"/>
-            <w:shd w:val="clear" w:color="auto" w:fill="FFFFFF"/>
-            <w:tcBorders>
-              <w:top w:val="single" w:sz="4" w:space="0" w:color="000000"/>
-              <w:left w:val="single" w:sz="4" w:space="0" w:color="000000"/>
-              <w:bottom w:val="single" w:sz="4" w:space="0" w:color="000000"/>
-              <w:right w:val="single" w:sz="4" w:space="0" w:color="000000"/>
-            </w:tcBorders>
-            <w:vAlign w:val="center"/>
-          </w:tcPr>
-          <w:p>
-            <w:pPr>
-              <w:spacing w:before="40" w:after="40"/>
-              <w:jc w:val="left"/>
-            </w:pPr>
-            <w:r>
-              <w:rPr>
-                <w:rFonts w:ascii="Adani" w:hAnsi="Adani"/>
-                <w:b w:val="0"/>
-                <w:sz w:val="18"/>
-                <w:u w:val="none"/>
-              </w:rPr>
-              <w:t>NIL</w:t>
-            </w:r>
-          </w:p>
-        </w:tc>
-        <w:tc>
-          <w:tcPr>
-            <w:tcW w:type="dxa" w:w="1247"/>
-            <w:shd w:val="clear" w:color="auto" w:fill="FFFFFF"/>
-            <w:tcBorders>
-              <w:top w:val="single" w:sz="4" w:space="0" w:color="000000"/>
-              <w:left w:val="single" w:sz="4" w:space="0" w:color="000000"/>
-              <w:bottom w:val="single" w:sz="4" w:space="0" w:color="000000"/>
-              <w:right w:val="single" w:sz="4" w:space="0" w:color="000000"/>
-            </w:tcBorders>
-            <w:vAlign w:val="center"/>
-          </w:tcPr>
-          <w:p>
-            <w:pPr>
-              <w:spacing w:before="40" w:after="40"/>
-              <w:jc w:val="left"/>
-            </w:pPr>
-            <w:r>
-              <w:rPr>
-                <w:rFonts w:ascii="Adani" w:hAnsi="Adani"/>
-                <w:b w:val="0"/>
-                <w:sz w:val="18"/>
-                <w:u w:val="none"/>
-              </w:rPr>
-              <w:t>18/03/2021</w:t>
-            </w:r>
-          </w:p>
-        </w:tc>
-      </w:tr>
-      <w:tr>
-        <w:tc>
-          <w:tcPr>
-            <w:tcW w:type="dxa" w:w="680"/>
-            <w:shd w:val="clear" w:color="auto" w:fill="FFFFFF"/>
-            <w:tcBorders>
-              <w:top w:val="single" w:sz="4" w:space="0" w:color="000000"/>
-              <w:left w:val="single" w:sz="4" w:space="0" w:color="000000"/>
-              <w:bottom w:val="single" w:sz="4" w:space="0" w:color="000000"/>
-              <w:right w:val="single" w:sz="4" w:space="0" w:color="000000"/>
-            </w:tcBorders>
-            <w:vAlign w:val="center"/>
-          </w:tcPr>
-          <w:p>
-            <w:pPr>
-              <w:spacing w:before="40" w:after="40"/>
-              <w:jc w:val="left"/>
-            </w:pPr>
-            <w:r>
-              <w:rPr>
-                <w:rFonts w:ascii="Adani" w:hAnsi="Adani"/>
-                <w:b w:val="0"/>
-                <w:sz w:val="18"/>
-                <w:u w:val="none"/>
-              </w:rPr>
-              <w:t>13</w:t>
-            </w:r>
-          </w:p>
-        </w:tc>
-        <w:tc>
-          <w:tcPr>
-            <w:tcW w:type="dxa" w:w="3969"/>
-            <w:shd w:val="clear" w:color="auto" w:fill="FFFFFF"/>
-            <w:tcBorders>
-              <w:top w:val="single" w:sz="4" w:space="0" w:color="000000"/>
-              <w:left w:val="single" w:sz="4" w:space="0" w:color="000000"/>
-              <w:bottom w:val="single" w:sz="4" w:space="0" w:color="000000"/>
-              <w:right w:val="single" w:sz="4" w:space="0" w:color="000000"/>
-            </w:tcBorders>
-            <w:vAlign w:val="center"/>
-          </w:tcPr>
-          <w:p>
-            <w:pPr>
-              <w:spacing w:before="40" w:after="40"/>
-              <w:jc w:val="left"/>
-            </w:pPr>
-            <w:r>
-              <w:rPr>
-                <w:rFonts w:ascii="Adani" w:hAnsi="Adani"/>
-                <w:b w:val="0"/>
-                <w:sz w:val="18"/>
-                <w:u w:val="none"/>
-              </w:rPr>
-              <w:t>ADANI KRISHNAPATNAM PORT LIMITED</w:t>
-            </w:r>
-          </w:p>
-        </w:tc>
-        <w:tc>
-          <w:tcPr>
-            <w:tcW w:type="dxa" w:w="1814"/>
-            <w:shd w:val="clear" w:color="auto" w:fill="FFFFFF"/>
-            <w:tcBorders>
-              <w:top w:val="single" w:sz="4" w:space="0" w:color="000000"/>
-              <w:left w:val="single" w:sz="4" w:space="0" w:color="000000"/>
-              <w:bottom w:val="single" w:sz="4" w:space="0" w:color="000000"/>
-              <w:right w:val="single" w:sz="4" w:space="0" w:color="000000"/>
-            </w:tcBorders>
-            <w:vAlign w:val="center"/>
-          </w:tcPr>
-          <w:p>
-            <w:pPr>
-              <w:spacing w:before="40" w:after="40"/>
-              <w:jc w:val="left"/>
-            </w:pPr>
-            <w:r>
-              <w:rPr>
-                <w:rFonts w:ascii="Adani" w:hAnsi="Adani"/>
-                <w:b w:val="0"/>
-                <w:sz w:val="18"/>
-                <w:u w:val="none"/>
-              </w:rPr>
-              <w:t>Director</w:t>
-            </w:r>
-          </w:p>
-        </w:tc>
-        <w:tc>
-          <w:tcPr>
-            <w:tcW w:type="dxa" w:w="1020"/>
-            <w:shd w:val="clear" w:color="auto" w:fill="FFFFFF"/>
-            <w:tcBorders>
-              <w:top w:val="single" w:sz="4" w:space="0" w:color="000000"/>
-              <w:left w:val="single" w:sz="4" w:space="0" w:color="000000"/>
-              <w:bottom w:val="single" w:sz="4" w:space="0" w:color="000000"/>
-              <w:right w:val="single" w:sz="4" w:space="0" w:color="000000"/>
-            </w:tcBorders>
-            <w:vAlign w:val="center"/>
-          </w:tcPr>
-          <w:p>
-            <w:pPr>
-              <w:spacing w:before="40" w:after="40"/>
-              <w:jc w:val="left"/>
-            </w:pPr>
-            <w:r>
-              <w:rPr>
-                <w:rFonts w:ascii="Adani" w:hAnsi="Adani"/>
-                <w:b w:val="0"/>
-                <w:sz w:val="18"/>
-                <w:u w:val="none"/>
-              </w:rPr>
-              <w:t>NIL</w:t>
-            </w:r>
-          </w:p>
-        </w:tc>
-        <w:tc>
-          <w:tcPr>
-            <w:tcW w:type="dxa" w:w="1247"/>
-            <w:shd w:val="clear" w:color="auto" w:fill="FFFFFF"/>
-            <w:tcBorders>
-              <w:top w:val="single" w:sz="4" w:space="0" w:color="000000"/>
-              <w:left w:val="single" w:sz="4" w:space="0" w:color="000000"/>
-              <w:bottom w:val="single" w:sz="4" w:space="0" w:color="000000"/>
-              <w:right w:val="single" w:sz="4" w:space="0" w:color="000000"/>
-            </w:tcBorders>
-            <w:vAlign w:val="center"/>
-          </w:tcPr>
-          <w:p>
-            <w:pPr>
-              <w:spacing w:before="40" w:after="40"/>
-              <w:jc w:val="left"/>
-            </w:pPr>
-            <w:r>
-              <w:rPr>
-                <w:rFonts w:ascii="Adani" w:hAnsi="Adani"/>
-                <w:b w:val="0"/>
-                <w:sz w:val="18"/>
-                <w:u w:val="none"/>
-              </w:rPr>
-              <w:t>29/12/2020</w:t>
-            </w:r>
-          </w:p>
-        </w:tc>
-      </w:tr>
-      <w:tr>
-        <w:tc>
-          <w:tcPr>
-            <w:tcW w:type="dxa" w:w="680"/>
-            <w:shd w:val="clear" w:color="auto" w:fill="FFFFFF"/>
-            <w:tcBorders>
-              <w:top w:val="single" w:sz="4" w:space="0" w:color="000000"/>
-              <w:left w:val="single" w:sz="4" w:space="0" w:color="000000"/>
-              <w:bottom w:val="single" w:sz="4" w:space="0" w:color="000000"/>
-              <w:right w:val="single" w:sz="4" w:space="0" w:color="000000"/>
-            </w:tcBorders>
-            <w:vAlign w:val="center"/>
-          </w:tcPr>
-          <w:p>
-            <w:pPr>
-              <w:spacing w:before="40" w:after="40"/>
-              <w:jc w:val="left"/>
-            </w:pPr>
-            <w:r>
-              <w:rPr>
-                <w:rFonts w:ascii="Adani" w:hAnsi="Adani"/>
-                <w:b w:val="0"/>
-                <w:sz w:val="18"/>
-                <w:u w:val="none"/>
-              </w:rPr>
-              <w:t>14</w:t>
-            </w:r>
-          </w:p>
-        </w:tc>
-        <w:tc>
-          <w:tcPr>
-            <w:tcW w:type="dxa" w:w="3969"/>
-            <w:shd w:val="clear" w:color="auto" w:fill="FFFFFF"/>
-            <w:tcBorders>
-              <w:top w:val="single" w:sz="4" w:space="0" w:color="000000"/>
-              <w:left w:val="single" w:sz="4" w:space="0" w:color="000000"/>
-              <w:bottom w:val="single" w:sz="4" w:space="0" w:color="000000"/>
-              <w:right w:val="single" w:sz="4" w:space="0" w:color="000000"/>
-            </w:tcBorders>
-            <w:vAlign w:val="center"/>
-          </w:tcPr>
-          <w:p>
-            <w:pPr>
-              <w:spacing w:before="40" w:after="40"/>
-              <w:jc w:val="left"/>
-            </w:pPr>
-            <w:r>
-              <w:rPr>
-                <w:rFonts w:ascii="Adani" w:hAnsi="Adani"/>
-                <w:b w:val="0"/>
-                <w:sz w:val="18"/>
-                <w:u w:val="none"/>
-              </w:rPr>
-              <w:t>METROPOLITAN STOCK EXCHANGE OF INDIA LIMITED</w:t>
-            </w:r>
-          </w:p>
-        </w:tc>
-        <w:tc>
-          <w:tcPr>
-            <w:tcW w:type="dxa" w:w="1814"/>
-            <w:shd w:val="clear" w:color="auto" w:fill="FFFFFF"/>
-            <w:tcBorders>
-              <w:top w:val="single" w:sz="4" w:space="0" w:color="000000"/>
-              <w:left w:val="single" w:sz="4" w:space="0" w:color="000000"/>
-              <w:bottom w:val="single" w:sz="4" w:space="0" w:color="000000"/>
-              <w:right w:val="single" w:sz="4" w:space="0" w:color="000000"/>
-            </w:tcBorders>
-            <w:vAlign w:val="center"/>
-          </w:tcPr>
-          <w:p>
-            <w:pPr>
-              <w:spacing w:before="40" w:after="40"/>
-              <w:jc w:val="left"/>
-            </w:pPr>
-            <w:r>
-              <w:rPr>
-                <w:rFonts w:ascii="Adani" w:hAnsi="Adani"/>
-                <w:b w:val="0"/>
-                <w:sz w:val="18"/>
-                <w:u w:val="none"/>
-              </w:rPr>
-              <w:t>Director</w:t>
-            </w:r>
-          </w:p>
-        </w:tc>
-        <w:tc>
-          <w:tcPr>
-            <w:tcW w:type="dxa" w:w="1020"/>
-            <w:shd w:val="clear" w:color="auto" w:fill="FFFFFF"/>
-            <w:tcBorders>
-              <w:top w:val="single" w:sz="4" w:space="0" w:color="000000"/>
-              <w:left w:val="single" w:sz="4" w:space="0" w:color="000000"/>
-              <w:bottom w:val="single" w:sz="4" w:space="0" w:color="000000"/>
-              <w:right w:val="single" w:sz="4" w:space="0" w:color="000000"/>
-            </w:tcBorders>
-            <w:vAlign w:val="center"/>
-          </w:tcPr>
-          <w:p>
-            <w:pPr>
-              <w:spacing w:before="40" w:after="40"/>
-              <w:jc w:val="left"/>
-            </w:pPr>
-            <w:r>
-              <w:rPr>
-                <w:rFonts w:ascii="Adani" w:hAnsi="Adani"/>
-                <w:b w:val="0"/>
-                <w:sz w:val="18"/>
-                <w:u w:val="none"/>
-              </w:rPr>
-              <w:t>NIL</w:t>
-            </w:r>
-          </w:p>
-        </w:tc>
-        <w:tc>
-          <w:tcPr>
-            <w:tcW w:type="dxa" w:w="1247"/>
-            <w:shd w:val="clear" w:color="auto" w:fill="FFFFFF"/>
-            <w:tcBorders>
-              <w:top w:val="single" w:sz="4" w:space="0" w:color="000000"/>
-              <w:left w:val="single" w:sz="4" w:space="0" w:color="000000"/>
-              <w:bottom w:val="single" w:sz="4" w:space="0" w:color="000000"/>
-              <w:right w:val="single" w:sz="4" w:space="0" w:color="000000"/>
-            </w:tcBorders>
-            <w:vAlign w:val="center"/>
-          </w:tcPr>
-          <w:p>
-            <w:pPr>
-              <w:spacing w:before="40" w:after="40"/>
-              <w:jc w:val="left"/>
-            </w:pPr>
-            <w:r>
-              <w:rPr>
-                <w:rFonts w:ascii="Adani" w:hAnsi="Adani"/>
-                <w:b w:val="0"/>
-                <w:sz w:val="18"/>
-                <w:u w:val="none"/>
-              </w:rPr>
-              <w:t>23/10/2020</w:t>
-            </w:r>
-          </w:p>
-        </w:tc>
-      </w:tr>
-      <w:tr>
-        <w:tc>
-          <w:tcPr>
-            <w:tcW w:type="dxa" w:w="680"/>
-            <w:shd w:val="clear" w:color="auto" w:fill="FFFFFF"/>
-            <w:tcBorders>
-              <w:top w:val="single" w:sz="4" w:space="0" w:color="000000"/>
-              <w:left w:val="single" w:sz="4" w:space="0" w:color="000000"/>
-              <w:bottom w:val="single" w:sz="4" w:space="0" w:color="000000"/>
-              <w:right w:val="single" w:sz="4" w:space="0" w:color="000000"/>
-            </w:tcBorders>
-            <w:vAlign w:val="center"/>
-          </w:tcPr>
-          <w:p>
-            <w:pPr>
-              <w:spacing w:before="40" w:after="40"/>
-              <w:jc w:val="left"/>
-            </w:pPr>
-            <w:r>
-              <w:rPr>
-                <w:rFonts w:ascii="Adani" w:hAnsi="Adani"/>
-                <w:b w:val="0"/>
-                <w:sz w:val="18"/>
-                <w:u w:val="none"/>
-              </w:rPr>
-              <w:t>15</w:t>
-            </w:r>
-          </w:p>
-        </w:tc>
-        <w:tc>
-          <w:tcPr>
-            <w:tcW w:type="dxa" w:w="3969"/>
-            <w:shd w:val="clear" w:color="auto" w:fill="FFFFFF"/>
-            <w:tcBorders>
-              <w:top w:val="single" w:sz="4" w:space="0" w:color="000000"/>
-              <w:left w:val="single" w:sz="4" w:space="0" w:color="000000"/>
-              <w:bottom w:val="single" w:sz="4" w:space="0" w:color="000000"/>
-              <w:right w:val="single" w:sz="4" w:space="0" w:color="000000"/>
-            </w:tcBorders>
-            <w:vAlign w:val="center"/>
-          </w:tcPr>
-          <w:p>
-            <w:pPr>
-              <w:spacing w:before="40" w:after="40"/>
-              <w:jc w:val="left"/>
-            </w:pPr>
-            <w:r>
-              <w:rPr>
-                <w:rFonts w:ascii="Adani" w:hAnsi="Adani"/>
-                <w:b w:val="0"/>
-                <w:sz w:val="18"/>
-                <w:u w:val="none"/>
-              </w:rPr>
-              <w:t>HEYTAP I-TECH PRIVATE LIMITED</w:t>
-            </w:r>
-          </w:p>
-        </w:tc>
-        <w:tc>
-          <w:tcPr>
-            <w:tcW w:type="dxa" w:w="1814"/>
-            <w:shd w:val="clear" w:color="auto" w:fill="FFFFFF"/>
-            <w:tcBorders>
-              <w:top w:val="single" w:sz="4" w:space="0" w:color="000000"/>
-              <w:left w:val="single" w:sz="4" w:space="0" w:color="000000"/>
-              <w:bottom w:val="single" w:sz="4" w:space="0" w:color="000000"/>
-              <w:right w:val="single" w:sz="4" w:space="0" w:color="000000"/>
-            </w:tcBorders>
-            <w:vAlign w:val="center"/>
-          </w:tcPr>
-          <w:p>
-            <w:pPr>
-              <w:spacing w:before="40" w:after="40"/>
-              <w:jc w:val="left"/>
-            </w:pPr>
-            <w:r>
-              <w:rPr>
-                <w:rFonts w:ascii="Adani" w:hAnsi="Adani"/>
-                <w:b w:val="0"/>
-                <w:sz w:val="18"/>
-                <w:u w:val="none"/>
-              </w:rPr>
-              <w:t>Director</w:t>
-            </w:r>
-          </w:p>
-        </w:tc>
-        <w:tc>
-          <w:tcPr>
-            <w:tcW w:type="dxa" w:w="1020"/>
-            <w:shd w:val="clear" w:color="auto" w:fill="FFFFFF"/>
-            <w:tcBorders>
-              <w:top w:val="single" w:sz="4" w:space="0" w:color="000000"/>
-              <w:left w:val="single" w:sz="4" w:space="0" w:color="000000"/>
-              <w:bottom w:val="single" w:sz="4" w:space="0" w:color="000000"/>
-              <w:right w:val="single" w:sz="4" w:space="0" w:color="000000"/>
-            </w:tcBorders>
-            <w:vAlign w:val="center"/>
-          </w:tcPr>
-          <w:p>
-            <w:pPr>
-              <w:spacing w:before="40" w:after="40"/>
-              <w:jc w:val="left"/>
-            </w:pPr>
-            <w:r>
-              <w:rPr>
-                <w:rFonts w:ascii="Adani" w:hAnsi="Adani"/>
-                <w:b w:val="0"/>
-                <w:sz w:val="18"/>
-                <w:u w:val="none"/>
-              </w:rPr>
-              <w:t>NIL</w:t>
-            </w:r>
-          </w:p>
-        </w:tc>
-        <w:tc>
-          <w:tcPr>
-            <w:tcW w:type="dxa" w:w="1247"/>
-            <w:shd w:val="clear" w:color="auto" w:fill="FFFFFF"/>
-            <w:tcBorders>
-              <w:top w:val="single" w:sz="4" w:space="0" w:color="000000"/>
-              <w:left w:val="single" w:sz="4" w:space="0" w:color="000000"/>
-              <w:bottom w:val="single" w:sz="4" w:space="0" w:color="000000"/>
-              <w:right w:val="single" w:sz="4" w:space="0" w:color="000000"/>
-            </w:tcBorders>
-            <w:vAlign w:val="center"/>
-          </w:tcPr>
-          <w:p>
-            <w:pPr>
-              <w:spacing w:before="40" w:after="40"/>
-              <w:jc w:val="left"/>
-            </w:pPr>
-            <w:r>
-              <w:rPr>
-                <w:rFonts w:ascii="Adani" w:hAnsi="Adani"/>
-                <w:b w:val="0"/>
-                <w:sz w:val="18"/>
-                <w:u w:val="none"/>
-              </w:rPr>
-              <w:t>18/11/2019</w:t>
-            </w:r>
-          </w:p>
-        </w:tc>
-      </w:tr>
-      <w:tr>
-        <w:tc>
-          <w:tcPr>
-            <w:tcW w:type="dxa" w:w="680"/>
-            <w:shd w:val="clear" w:color="auto" w:fill="FFFFFF"/>
-            <w:tcBorders>
-              <w:top w:val="single" w:sz="4" w:space="0" w:color="000000"/>
-              <w:left w:val="single" w:sz="4" w:space="0" w:color="000000"/>
-              <w:bottom w:val="single" w:sz="4" w:space="0" w:color="000000"/>
-              <w:right w:val="single" w:sz="4" w:space="0" w:color="000000"/>
-            </w:tcBorders>
-            <w:vAlign w:val="center"/>
-          </w:tcPr>
-          <w:p>
-            <w:pPr>
-              <w:spacing w:before="40" w:after="40"/>
-              <w:jc w:val="left"/>
-            </w:pPr>
-            <w:r>
-              <w:rPr>
-                <w:rFonts w:ascii="Adani" w:hAnsi="Adani"/>
-                <w:b w:val="0"/>
-                <w:sz w:val="18"/>
-                <w:u w:val="none"/>
-              </w:rPr>
-              <w:t>16</w:t>
+              <w:t>11</w:t>
             </w:r>
           </w:p>
         </w:tc>
@@ -2889,574 +1894,6 @@
                 <w:u w:val="none"/>
               </w:rPr>
               <w:t>27/09/2019</w:t>
-            </w:r>
-          </w:p>
-        </w:tc>
-      </w:tr>
-      <w:tr>
-        <w:tc>
-          <w:tcPr>
-            <w:tcW w:type="dxa" w:w="680"/>
-            <w:shd w:val="clear" w:color="auto" w:fill="FFFFFF"/>
-            <w:tcBorders>
-              <w:top w:val="single" w:sz="4" w:space="0" w:color="000000"/>
-              <w:left w:val="single" w:sz="4" w:space="0" w:color="000000"/>
-              <w:bottom w:val="single" w:sz="4" w:space="0" w:color="000000"/>
-              <w:right w:val="single" w:sz="4" w:space="0" w:color="000000"/>
-            </w:tcBorders>
-            <w:vAlign w:val="center"/>
-          </w:tcPr>
-          <w:p>
-            <w:pPr>
-              <w:spacing w:before="40" w:after="40"/>
-              <w:jc w:val="left"/>
-            </w:pPr>
-            <w:r>
-              <w:rPr>
-                <w:rFonts w:ascii="Adani" w:hAnsi="Adani"/>
-                <w:b w:val="0"/>
-                <w:sz w:val="18"/>
-                <w:u w:val="none"/>
-              </w:rPr>
-              <w:t>17</w:t>
-            </w:r>
-          </w:p>
-        </w:tc>
-        <w:tc>
-          <w:tcPr>
-            <w:tcW w:type="dxa" w:w="3969"/>
-            <w:shd w:val="clear" w:color="auto" w:fill="FFFFFF"/>
-            <w:tcBorders>
-              <w:top w:val="single" w:sz="4" w:space="0" w:color="000000"/>
-              <w:left w:val="single" w:sz="4" w:space="0" w:color="000000"/>
-              <w:bottom w:val="single" w:sz="4" w:space="0" w:color="000000"/>
-              <w:right w:val="single" w:sz="4" w:space="0" w:color="000000"/>
-            </w:tcBorders>
-            <w:vAlign w:val="center"/>
-          </w:tcPr>
-          <w:p>
-            <w:pPr>
-              <w:spacing w:before="40" w:after="40"/>
-              <w:jc w:val="left"/>
-            </w:pPr>
-            <w:r>
-              <w:rPr>
-                <w:rFonts w:ascii="Adani" w:hAnsi="Adani"/>
-                <w:b w:val="0"/>
-                <w:sz w:val="18"/>
-                <w:u w:val="none"/>
-              </w:rPr>
-              <w:t>PODDAR WELLNESS LIMITED</w:t>
-            </w:r>
-          </w:p>
-        </w:tc>
-        <w:tc>
-          <w:tcPr>
-            <w:tcW w:type="dxa" w:w="1814"/>
-            <w:shd w:val="clear" w:color="auto" w:fill="FFFFFF"/>
-            <w:tcBorders>
-              <w:top w:val="single" w:sz="4" w:space="0" w:color="000000"/>
-              <w:left w:val="single" w:sz="4" w:space="0" w:color="000000"/>
-              <w:bottom w:val="single" w:sz="4" w:space="0" w:color="000000"/>
-              <w:right w:val="single" w:sz="4" w:space="0" w:color="000000"/>
-            </w:tcBorders>
-            <w:vAlign w:val="center"/>
-          </w:tcPr>
-          <w:p>
-            <w:pPr>
-              <w:spacing w:before="40" w:after="40"/>
-              <w:jc w:val="left"/>
-            </w:pPr>
-            <w:r>
-              <w:rPr>
-                <w:rFonts w:ascii="Adani" w:hAnsi="Adani"/>
-                <w:b w:val="0"/>
-                <w:sz w:val="18"/>
-                <w:u w:val="none"/>
-              </w:rPr>
-              <w:t>Additional Director</w:t>
-            </w:r>
-          </w:p>
-        </w:tc>
-        <w:tc>
-          <w:tcPr>
-            <w:tcW w:type="dxa" w:w="1020"/>
-            <w:shd w:val="clear" w:color="auto" w:fill="FFFFFF"/>
-            <w:tcBorders>
-              <w:top w:val="single" w:sz="4" w:space="0" w:color="000000"/>
-              <w:left w:val="single" w:sz="4" w:space="0" w:color="000000"/>
-              <w:bottom w:val="single" w:sz="4" w:space="0" w:color="000000"/>
-              <w:right w:val="single" w:sz="4" w:space="0" w:color="000000"/>
-            </w:tcBorders>
-            <w:vAlign w:val="center"/>
-          </w:tcPr>
-          <w:p>
-            <w:pPr>
-              <w:spacing w:before="40" w:after="40"/>
-              <w:jc w:val="left"/>
-            </w:pPr>
-            <w:r>
-              <w:rPr>
-                <w:rFonts w:ascii="Adani" w:hAnsi="Adani"/>
-                <w:b w:val="0"/>
-                <w:sz w:val="18"/>
-                <w:u w:val="none"/>
-              </w:rPr>
-              <w:t>NIL</w:t>
-            </w:r>
-          </w:p>
-        </w:tc>
-        <w:tc>
-          <w:tcPr>
-            <w:tcW w:type="dxa" w:w="1247"/>
-            <w:shd w:val="clear" w:color="auto" w:fill="FFFFFF"/>
-            <w:tcBorders>
-              <w:top w:val="single" w:sz="4" w:space="0" w:color="000000"/>
-              <w:left w:val="single" w:sz="4" w:space="0" w:color="000000"/>
-              <w:bottom w:val="single" w:sz="4" w:space="0" w:color="000000"/>
-              <w:right w:val="single" w:sz="4" w:space="0" w:color="000000"/>
-            </w:tcBorders>
-            <w:vAlign w:val="center"/>
-          </w:tcPr>
-          <w:p>
-            <w:pPr>
-              <w:spacing w:before="40" w:after="40"/>
-              <w:jc w:val="left"/>
-            </w:pPr>
-            <w:r>
-              <w:rPr>
-                <w:rFonts w:ascii="Adani" w:hAnsi="Adani"/>
-                <w:b w:val="0"/>
-                <w:sz w:val="18"/>
-                <w:u w:val="none"/>
-              </w:rPr>
-              <w:t>02/05/2019</w:t>
-            </w:r>
-          </w:p>
-        </w:tc>
-      </w:tr>
-      <w:tr>
-        <w:tc>
-          <w:tcPr>
-            <w:tcW w:type="dxa" w:w="680"/>
-            <w:shd w:val="clear" w:color="auto" w:fill="FFFFFF"/>
-            <w:tcBorders>
-              <w:top w:val="single" w:sz="4" w:space="0" w:color="000000"/>
-              <w:left w:val="single" w:sz="4" w:space="0" w:color="000000"/>
-              <w:bottom w:val="single" w:sz="4" w:space="0" w:color="000000"/>
-              <w:right w:val="single" w:sz="4" w:space="0" w:color="000000"/>
-            </w:tcBorders>
-            <w:vAlign w:val="center"/>
-          </w:tcPr>
-          <w:p>
-            <w:pPr>
-              <w:spacing w:before="40" w:after="40"/>
-              <w:jc w:val="left"/>
-            </w:pPr>
-            <w:r>
-              <w:rPr>
-                <w:rFonts w:ascii="Adani" w:hAnsi="Adani"/>
-                <w:b w:val="0"/>
-                <w:sz w:val="18"/>
-                <w:u w:val="none"/>
-              </w:rPr>
-              <w:t>18</w:t>
-            </w:r>
-          </w:p>
-        </w:tc>
-        <w:tc>
-          <w:tcPr>
-            <w:tcW w:type="dxa" w:w="3969"/>
-            <w:shd w:val="clear" w:color="auto" w:fill="FFFFFF"/>
-            <w:tcBorders>
-              <w:top w:val="single" w:sz="4" w:space="0" w:color="000000"/>
-              <w:left w:val="single" w:sz="4" w:space="0" w:color="000000"/>
-              <w:bottom w:val="single" w:sz="4" w:space="0" w:color="000000"/>
-              <w:right w:val="single" w:sz="4" w:space="0" w:color="000000"/>
-            </w:tcBorders>
-            <w:vAlign w:val="center"/>
-          </w:tcPr>
-          <w:p>
-            <w:pPr>
-              <w:spacing w:before="40" w:after="40"/>
-              <w:jc w:val="left"/>
-            </w:pPr>
-            <w:r>
-              <w:rPr>
-                <w:rFonts w:ascii="Adani" w:hAnsi="Adani"/>
-                <w:b w:val="0"/>
-                <w:sz w:val="18"/>
-                <w:u w:val="none"/>
-              </w:rPr>
-              <w:t>GROWW ASSET MANAGEMENT LIMITED</w:t>
-            </w:r>
-          </w:p>
-        </w:tc>
-        <w:tc>
-          <w:tcPr>
-            <w:tcW w:type="dxa" w:w="1814"/>
-            <w:shd w:val="clear" w:color="auto" w:fill="FFFFFF"/>
-            <w:tcBorders>
-              <w:top w:val="single" w:sz="4" w:space="0" w:color="000000"/>
-              <w:left w:val="single" w:sz="4" w:space="0" w:color="000000"/>
-              <w:bottom w:val="single" w:sz="4" w:space="0" w:color="000000"/>
-              <w:right w:val="single" w:sz="4" w:space="0" w:color="000000"/>
-            </w:tcBorders>
-            <w:vAlign w:val="center"/>
-          </w:tcPr>
-          <w:p>
-            <w:pPr>
-              <w:spacing w:before="40" w:after="40"/>
-              <w:jc w:val="left"/>
-            </w:pPr>
-            <w:r>
-              <w:rPr>
-                <w:rFonts w:ascii="Adani" w:hAnsi="Adani"/>
-                <w:b w:val="0"/>
-                <w:sz w:val="18"/>
-                <w:u w:val="none"/>
-              </w:rPr>
-              <w:t>Additional Director</w:t>
-            </w:r>
-          </w:p>
-        </w:tc>
-        <w:tc>
-          <w:tcPr>
-            <w:tcW w:type="dxa" w:w="1020"/>
-            <w:shd w:val="clear" w:color="auto" w:fill="FFFFFF"/>
-            <w:tcBorders>
-              <w:top w:val="single" w:sz="4" w:space="0" w:color="000000"/>
-              <w:left w:val="single" w:sz="4" w:space="0" w:color="000000"/>
-              <w:bottom w:val="single" w:sz="4" w:space="0" w:color="000000"/>
-              <w:right w:val="single" w:sz="4" w:space="0" w:color="000000"/>
-            </w:tcBorders>
-            <w:vAlign w:val="center"/>
-          </w:tcPr>
-          <w:p>
-            <w:pPr>
-              <w:spacing w:before="40" w:after="40"/>
-              <w:jc w:val="left"/>
-            </w:pPr>
-            <w:r>
-              <w:rPr>
-                <w:rFonts w:ascii="Adani" w:hAnsi="Adani"/>
-                <w:b w:val="0"/>
-                <w:sz w:val="18"/>
-                <w:u w:val="none"/>
-              </w:rPr>
-              <w:t>NIL</w:t>
-            </w:r>
-          </w:p>
-        </w:tc>
-        <w:tc>
-          <w:tcPr>
-            <w:tcW w:type="dxa" w:w="1247"/>
-            <w:shd w:val="clear" w:color="auto" w:fill="FFFFFF"/>
-            <w:tcBorders>
-              <w:top w:val="single" w:sz="4" w:space="0" w:color="000000"/>
-              <w:left w:val="single" w:sz="4" w:space="0" w:color="000000"/>
-              <w:bottom w:val="single" w:sz="4" w:space="0" w:color="000000"/>
-              <w:right w:val="single" w:sz="4" w:space="0" w:color="000000"/>
-            </w:tcBorders>
-            <w:vAlign w:val="center"/>
-          </w:tcPr>
-          <w:p>
-            <w:pPr>
-              <w:spacing w:before="40" w:after="40"/>
-              <w:jc w:val="left"/>
-            </w:pPr>
-            <w:r>
-              <w:rPr>
-                <w:rFonts w:ascii="Adani" w:hAnsi="Adani"/>
-                <w:b w:val="0"/>
-                <w:sz w:val="18"/>
-                <w:u w:val="none"/>
-              </w:rPr>
-              <w:t>01/02/2018</w:t>
-            </w:r>
-          </w:p>
-        </w:tc>
-      </w:tr>
-      <w:tr>
-        <w:tc>
-          <w:tcPr>
-            <w:tcW w:type="dxa" w:w="680"/>
-            <w:shd w:val="clear" w:color="auto" w:fill="FFFFFF"/>
-            <w:tcBorders>
-              <w:top w:val="single" w:sz="4" w:space="0" w:color="000000"/>
-              <w:left w:val="single" w:sz="4" w:space="0" w:color="000000"/>
-              <w:bottom w:val="single" w:sz="4" w:space="0" w:color="000000"/>
-              <w:right w:val="single" w:sz="4" w:space="0" w:color="000000"/>
-            </w:tcBorders>
-            <w:vAlign w:val="center"/>
-          </w:tcPr>
-          <w:p>
-            <w:pPr>
-              <w:spacing w:before="40" w:after="40"/>
-              <w:jc w:val="left"/>
-            </w:pPr>
-            <w:r>
-              <w:rPr>
-                <w:rFonts w:ascii="Adani" w:hAnsi="Adani"/>
-                <w:b w:val="0"/>
-                <w:sz w:val="18"/>
-                <w:u w:val="none"/>
-              </w:rPr>
-              <w:t>19</w:t>
-            </w:r>
-          </w:p>
-        </w:tc>
-        <w:tc>
-          <w:tcPr>
-            <w:tcW w:type="dxa" w:w="3969"/>
-            <w:shd w:val="clear" w:color="auto" w:fill="FFFFFF"/>
-            <w:tcBorders>
-              <w:top w:val="single" w:sz="4" w:space="0" w:color="000000"/>
-              <w:left w:val="single" w:sz="4" w:space="0" w:color="000000"/>
-              <w:bottom w:val="single" w:sz="4" w:space="0" w:color="000000"/>
-              <w:right w:val="single" w:sz="4" w:space="0" w:color="000000"/>
-            </w:tcBorders>
-            <w:vAlign w:val="center"/>
-          </w:tcPr>
-          <w:p>
-            <w:pPr>
-              <w:spacing w:before="40" w:after="40"/>
-              <w:jc w:val="left"/>
-            </w:pPr>
-            <w:r>
-              <w:rPr>
-                <w:rFonts w:ascii="Adani" w:hAnsi="Adani"/>
-                <w:b w:val="0"/>
-                <w:sz w:val="18"/>
-                <w:u w:val="none"/>
-              </w:rPr>
-              <w:t>INDIABULLS GENERAL INSURANCE LIMITED</w:t>
-            </w:r>
-          </w:p>
-        </w:tc>
-        <w:tc>
-          <w:tcPr>
-            <w:tcW w:type="dxa" w:w="1814"/>
-            <w:shd w:val="clear" w:color="auto" w:fill="FFFFFF"/>
-            <w:tcBorders>
-              <w:top w:val="single" w:sz="4" w:space="0" w:color="000000"/>
-              <w:left w:val="single" w:sz="4" w:space="0" w:color="000000"/>
-              <w:bottom w:val="single" w:sz="4" w:space="0" w:color="000000"/>
-              <w:right w:val="single" w:sz="4" w:space="0" w:color="000000"/>
-            </w:tcBorders>
-            <w:vAlign w:val="center"/>
-          </w:tcPr>
-          <w:p>
-            <w:pPr>
-              <w:spacing w:before="40" w:after="40"/>
-              <w:jc w:val="left"/>
-            </w:pPr>
-            <w:r>
-              <w:rPr>
-                <w:rFonts w:ascii="Adani" w:hAnsi="Adani"/>
-                <w:b w:val="0"/>
-                <w:sz w:val="18"/>
-                <w:u w:val="none"/>
-              </w:rPr>
-              <w:t>Director</w:t>
-            </w:r>
-          </w:p>
-        </w:tc>
-        <w:tc>
-          <w:tcPr>
-            <w:tcW w:type="dxa" w:w="1020"/>
-            <w:shd w:val="clear" w:color="auto" w:fill="FFFFFF"/>
-            <w:tcBorders>
-              <w:top w:val="single" w:sz="4" w:space="0" w:color="000000"/>
-              <w:left w:val="single" w:sz="4" w:space="0" w:color="000000"/>
-              <w:bottom w:val="single" w:sz="4" w:space="0" w:color="000000"/>
-              <w:right w:val="single" w:sz="4" w:space="0" w:color="000000"/>
-            </w:tcBorders>
-            <w:vAlign w:val="center"/>
-          </w:tcPr>
-          <w:p>
-            <w:pPr>
-              <w:spacing w:before="40" w:after="40"/>
-              <w:jc w:val="left"/>
-            </w:pPr>
-            <w:r>
-              <w:rPr>
-                <w:rFonts w:ascii="Adani" w:hAnsi="Adani"/>
-                <w:b w:val="0"/>
-                <w:sz w:val="18"/>
-                <w:u w:val="none"/>
-              </w:rPr>
-              <w:t>NIL</w:t>
-            </w:r>
-          </w:p>
-        </w:tc>
-        <w:tc>
-          <w:tcPr>
-            <w:tcW w:type="dxa" w:w="1247"/>
-            <w:shd w:val="clear" w:color="auto" w:fill="FFFFFF"/>
-            <w:tcBorders>
-              <w:top w:val="single" w:sz="4" w:space="0" w:color="000000"/>
-              <w:left w:val="single" w:sz="4" w:space="0" w:color="000000"/>
-              <w:bottom w:val="single" w:sz="4" w:space="0" w:color="000000"/>
-              <w:right w:val="single" w:sz="4" w:space="0" w:color="000000"/>
-            </w:tcBorders>
-            <w:vAlign w:val="center"/>
-          </w:tcPr>
-          <w:p>
-            <w:pPr>
-              <w:spacing w:before="40" w:after="40"/>
-              <w:jc w:val="left"/>
-            </w:pPr>
-            <w:r>
-              <w:rPr>
-                <w:rFonts w:ascii="Adani" w:hAnsi="Adani"/>
-                <w:b w:val="0"/>
-                <w:sz w:val="18"/>
-                <w:u w:val="none"/>
-              </w:rPr>
-              <w:t>24/01/2018</w:t>
-            </w:r>
-          </w:p>
-        </w:tc>
-      </w:tr>
-      <w:tr>
-        <w:tc>
-          <w:tcPr>
-            <w:tcW w:type="dxa" w:w="680"/>
-            <w:shd w:val="clear" w:color="auto" w:fill="FFFFFF"/>
-            <w:tcBorders>
-              <w:top w:val="single" w:sz="4" w:space="0" w:color="000000"/>
-              <w:left w:val="single" w:sz="4" w:space="0" w:color="000000"/>
-              <w:bottom w:val="single" w:sz="4" w:space="0" w:color="000000"/>
-              <w:right w:val="single" w:sz="4" w:space="0" w:color="000000"/>
-            </w:tcBorders>
-            <w:vAlign w:val="center"/>
-          </w:tcPr>
-          <w:p>
-            <w:pPr>
-              <w:spacing w:before="40" w:after="40"/>
-              <w:jc w:val="left"/>
-            </w:pPr>
-            <w:r>
-              <w:rPr>
-                <w:rFonts w:ascii="Adani" w:hAnsi="Adani"/>
-                <w:b w:val="0"/>
-                <w:sz w:val="18"/>
-                <w:u w:val="none"/>
-              </w:rPr>
-              <w:t>20</w:t>
-            </w:r>
-          </w:p>
-        </w:tc>
-        <w:tc>
-          <w:tcPr>
-            <w:tcW w:type="dxa" w:w="3969"/>
-            <w:shd w:val="clear" w:color="auto" w:fill="FFFFFF"/>
-            <w:tcBorders>
-              <w:top w:val="single" w:sz="4" w:space="0" w:color="000000"/>
-              <w:left w:val="single" w:sz="4" w:space="0" w:color="000000"/>
-              <w:bottom w:val="single" w:sz="4" w:space="0" w:color="000000"/>
-              <w:right w:val="single" w:sz="4" w:space="0" w:color="000000"/>
-            </w:tcBorders>
-            <w:vAlign w:val="center"/>
-          </w:tcPr>
-          <w:p>
-            <w:pPr>
-              <w:spacing w:before="40" w:after="40"/>
-              <w:jc w:val="left"/>
-            </w:pPr>
-            <w:r>
-              <w:rPr>
-                <w:rFonts w:ascii="Adani" w:hAnsi="Adani"/>
-                <w:b w:val="0"/>
-                <w:sz w:val="18"/>
-                <w:u w:val="none"/>
-              </w:rPr>
-              <w:t>NUCLEAR POWER CORPORATION OF INDIA LIMITED</w:t>
-            </w:r>
-          </w:p>
-        </w:tc>
-        <w:tc>
-          <w:tcPr>
-            <w:tcW w:type="dxa" w:w="1814"/>
-            <w:shd w:val="clear" w:color="auto" w:fill="FFFFFF"/>
-            <w:tcBorders>
-              <w:top w:val="single" w:sz="4" w:space="0" w:color="000000"/>
-              <w:left w:val="single" w:sz="4" w:space="0" w:color="000000"/>
-              <w:bottom w:val="single" w:sz="4" w:space="0" w:color="000000"/>
-              <w:right w:val="single" w:sz="4" w:space="0" w:color="000000"/>
-            </w:tcBorders>
-            <w:vAlign w:val="center"/>
-          </w:tcPr>
-          <w:p>
-            <w:pPr>
-              <w:spacing w:before="40" w:after="40"/>
-              <w:jc w:val="left"/>
-            </w:pPr>
-            <w:r>
-              <w:rPr>
-                <w:rFonts w:ascii="Adani" w:hAnsi="Adani"/>
-                <w:b w:val="0"/>
-                <w:sz w:val="18"/>
-                <w:u w:val="none"/>
-              </w:rPr>
-              <w:t>Director</w:t>
-            </w:r>
-          </w:p>
-        </w:tc>
-        <w:tc>
-          <w:tcPr>
-            <w:tcW w:type="dxa" w:w="1020"/>
-            <w:shd w:val="clear" w:color="auto" w:fill="FFFFFF"/>
-            <w:tcBorders>
-              <w:top w:val="single" w:sz="4" w:space="0" w:color="000000"/>
-              <w:left w:val="single" w:sz="4" w:space="0" w:color="000000"/>
-              <w:bottom w:val="single" w:sz="4" w:space="0" w:color="000000"/>
-              <w:right w:val="single" w:sz="4" w:space="0" w:color="000000"/>
-            </w:tcBorders>
-            <w:vAlign w:val="center"/>
-          </w:tcPr>
-          <w:p>
-            <w:pPr>
-              <w:spacing w:before="40" w:after="40"/>
-              <w:jc w:val="left"/>
-            </w:pPr>
-            <w:r>
-              <w:rPr>
-                <w:rFonts w:ascii="Adani" w:hAnsi="Adani"/>
-                <w:b w:val="0"/>
-                <w:sz w:val="18"/>
-                <w:u w:val="none"/>
-              </w:rPr>
-              <w:t>NIL</w:t>
-            </w:r>
-          </w:p>
-        </w:tc>
-        <w:tc>
-          <w:tcPr>
-            <w:tcW w:type="dxa" w:w="1247"/>
-            <w:shd w:val="clear" w:color="auto" w:fill="FFFFFF"/>
-            <w:tcBorders>
-              <w:top w:val="single" w:sz="4" w:space="0" w:color="000000"/>
-              <w:left w:val="single" w:sz="4" w:space="0" w:color="000000"/>
-              <w:bottom w:val="single" w:sz="4" w:space="0" w:color="000000"/>
-              <w:right w:val="single" w:sz="4" w:space="0" w:color="000000"/>
-            </w:tcBorders>
-            <w:vAlign w:val="center"/>
-          </w:tcPr>
-          <w:p>
-            <w:pPr>
-              <w:spacing w:before="40" w:after="40"/>
-              <w:jc w:val="left"/>
-            </w:pPr>
-            <w:r>
-              <w:rPr>
-                <w:rFonts w:ascii="Adani" w:hAnsi="Adani"/>
-                <w:b w:val="0"/>
-                <w:sz w:val="18"/>
-                <w:u w:val="none"/>
-              </w:rPr>
-              <w:t>03/11/2015</w:t>
             </w:r>
           </w:p>
         </w:tc>
@@ -3693,7 +2130,7 @@
                 <w:sz w:val="18"/>
                 <w:u w:val="none"/>
               </w:rPr>
-              <w:t>Date:   07th May, 2026</w:t>
+              <w:t>Date:   15th May, 2026</w:t>
             </w:r>
           </w:p>
         </w:tc>
@@ -3959,174 +2396,441 @@
         <w:t>:</w:t>
       </w:r>
     </w:p>
-    <w:p>
-      <w:pPr>
-        <w:pStyle w:val="ListNumber"/>
-        <w:spacing w:before="0" w:after="40"/>
-        <w:ind w:left="720"/>
-      </w:pPr>
-      <w:r>
-        <w:rPr>
-          <w:rFonts w:ascii="Adani" w:hAnsi="Adani"/>
-          <w:b w:val="0"/>
-          <w:sz w:val="20"/>
-          <w:u w:val="none"/>
-        </w:rPr>
-        <w:t>Father</w:t>
-        <w:tab/>
-        <w:tab/>
-        <w:t>:</w:t>
-        <w:tab/>
-        <w:t>NIL</w:t>
-      </w:r>
-    </w:p>
-    <w:p>
-      <w:pPr>
-        <w:pStyle w:val="ListNumber"/>
-        <w:spacing w:before="0" w:after="40"/>
-        <w:ind w:left="720"/>
-      </w:pPr>
-      <w:r>
-        <w:rPr>
-          <w:rFonts w:ascii="Adani" w:hAnsi="Adani"/>
-          <w:b w:val="0"/>
-          <w:sz w:val="20"/>
-          <w:u w:val="none"/>
-        </w:rPr>
-        <w:t>Mother</w:t>
-        <w:tab/>
-        <w:tab/>
-        <w:t>:</w:t>
-        <w:tab/>
-        <w:t>NIL</w:t>
-      </w:r>
-    </w:p>
-    <w:p>
-      <w:pPr>
-        <w:pStyle w:val="ListNumber"/>
-        <w:spacing w:before="0" w:after="40"/>
-        <w:ind w:left="720"/>
-      </w:pPr>
-      <w:r>
-        <w:rPr>
-          <w:rFonts w:ascii="Adani" w:hAnsi="Adani"/>
-          <w:b w:val="0"/>
-          <w:sz w:val="20"/>
-          <w:u w:val="none"/>
-        </w:rPr>
-        <w:t>Son</w:t>
-        <w:tab/>
-        <w:tab/>
-        <w:t>:</w:t>
-        <w:tab/>
-        <w:t>NIL</w:t>
-      </w:r>
-    </w:p>
-    <w:p>
-      <w:pPr>
-        <w:pStyle w:val="ListNumber"/>
-        <w:spacing w:before="0" w:after="40"/>
-        <w:ind w:left="720"/>
-      </w:pPr>
-      <w:r>
-        <w:rPr>
-          <w:rFonts w:ascii="Adani" w:hAnsi="Adani"/>
-          <w:b w:val="0"/>
-          <w:sz w:val="20"/>
-          <w:u w:val="none"/>
-        </w:rPr>
-        <w:t>Son's Wife</w:t>
-        <w:tab/>
-        <w:tab/>
-        <w:t>:</w:t>
-        <w:tab/>
-        <w:t>NIL</w:t>
-      </w:r>
-    </w:p>
-    <w:p>
-      <w:pPr>
-        <w:pStyle w:val="ListNumber"/>
-        <w:spacing w:before="0" w:after="40"/>
-        <w:ind w:left="720"/>
-      </w:pPr>
-      <w:r>
-        <w:rPr>
-          <w:rFonts w:ascii="Adani" w:hAnsi="Adani"/>
-          <w:b w:val="0"/>
-          <w:sz w:val="20"/>
-          <w:u w:val="none"/>
-        </w:rPr>
-        <w:t>Daughter</w:t>
-        <w:tab/>
-        <w:tab/>
-        <w:t>:</w:t>
-        <w:tab/>
-        <w:t>NIL</w:t>
-      </w:r>
-    </w:p>
-    <w:p>
-      <w:pPr>
-        <w:pStyle w:val="ListNumber"/>
-        <w:spacing w:before="0" w:after="40"/>
-        <w:ind w:left="720"/>
-      </w:pPr>
-      <w:r>
-        <w:rPr>
-          <w:rFonts w:ascii="Adani" w:hAnsi="Adani"/>
-          <w:b w:val="0"/>
-          <w:sz w:val="20"/>
-          <w:u w:val="none"/>
-        </w:rPr>
-        <w:t>Daughter's Husband</w:t>
-        <w:tab/>
-        <w:tab/>
-        <w:t>:</w:t>
-        <w:tab/>
-        <w:t>NIL</w:t>
-      </w:r>
-    </w:p>
-    <w:p>
-      <w:pPr>
-        <w:pStyle w:val="ListNumber"/>
-        <w:spacing w:before="0" w:after="40"/>
-        <w:ind w:left="720"/>
-      </w:pPr>
-      <w:r>
-        <w:rPr>
-          <w:rFonts w:ascii="Adani" w:hAnsi="Adani"/>
-          <w:b w:val="0"/>
-          <w:sz w:val="20"/>
-          <w:u w:val="none"/>
-        </w:rPr>
-        <w:t>Brother</w:t>
-        <w:tab/>
-        <w:tab/>
-        <w:t>:</w:t>
-        <w:tab/>
-        <w:t>NIL</w:t>
-      </w:r>
-    </w:p>
-    <w:p>
-      <w:pPr>
-        <w:pStyle w:val="ListNumber"/>
-        <w:spacing w:before="0" w:after="40"/>
-        <w:ind w:left="720"/>
-      </w:pPr>
-      <w:r>
-        <w:rPr>
-          <w:rFonts w:ascii="Adani" w:hAnsi="Adani"/>
-          <w:b w:val="0"/>
-          <w:sz w:val="20"/>
-          <w:u w:val="none"/>
-        </w:rPr>
-        <w:t>Sister</w:t>
-        <w:tab/>
-        <w:tab/>
-        <w:t>:</w:t>
-        <w:tab/>
-        <w:t>NIL</w:t>
-      </w:r>
-    </w:p>
+    <w:tbl>
+      <w:tblPr>
+        <w:tblW w:type="auto" w:w="0"/>
+        <w:jc w:val="left"/>
+        <w:tblLook w:firstColumn="1" w:firstRow="1" w:lastColumn="0" w:lastRow="0" w:noHBand="0" w:noVBand="1" w:val="04A0"/>
+      </w:tblPr>
+      <w:tblGrid>
+        <w:gridCol w:w="4536"/>
+        <w:gridCol w:w="4536"/>
+      </w:tblGrid>
+      <w:tr>
+        <w:tc>
+          <w:tcPr>
+            <w:tcW w:type="dxa" w:w="4536"/>
+            <w:tcBorders>
+              <w:top w:val="none"/>
+              <w:bottom w:val="none"/>
+              <w:left w:val="none"/>
+              <w:right w:val="none"/>
+            </w:tcBorders>
+          </w:tcPr>
+          <w:p>
+            <w:pPr>
+              <w:ind w:left="720"/>
+            </w:pPr>
+            <w:r>
+              <w:rPr>
+                <w:rFonts w:ascii="Adani" w:hAnsi="Adani"/>
+                <w:b w:val="0"/>
+                <w:sz w:val="20"/>
+                <w:u w:val="none"/>
+              </w:rPr>
+              <w:t>1.</w:t>
+              <w:tab/>
+              <w:t>Father</w:t>
+              <w:tab/>
+              <w:t>:</w:t>
+            </w:r>
+          </w:p>
+        </w:tc>
+        <w:tc>
+          <w:tcPr>
+            <w:tcW w:type="dxa" w:w="4536"/>
+            <w:tcBorders>
+              <w:top w:val="none"/>
+              <w:bottom w:val="none"/>
+              <w:left w:val="none"/>
+              <w:right w:val="none"/>
+            </w:tcBorders>
+          </w:tcPr>
+          <w:p>
+            <w:r>
+              <w:rPr>
+                <w:rFonts w:ascii="Adani" w:hAnsi="Adani"/>
+                <w:b w:val="0"/>
+                <w:sz w:val="20"/>
+                <w:u w:val="none"/>
+              </w:rPr>
+              <w:t>NIL</w:t>
+            </w:r>
+          </w:p>
+        </w:tc>
+      </w:tr>
+      <w:tr>
+        <w:tc>
+          <w:tcPr>
+            <w:tcW w:type="dxa" w:w="4536"/>
+            <w:tcBorders>
+              <w:top w:val="none"/>
+              <w:bottom w:val="none"/>
+              <w:left w:val="none"/>
+              <w:right w:val="none"/>
+            </w:tcBorders>
+          </w:tcPr>
+          <w:p>
+            <w:pPr>
+              <w:ind w:left="720"/>
+            </w:pPr>
+            <w:r>
+              <w:rPr>
+                <w:rFonts w:ascii="Adani" w:hAnsi="Adani"/>
+                <w:b w:val="0"/>
+                <w:sz w:val="20"/>
+                <w:u w:val="none"/>
+              </w:rPr>
+              <w:t>2.</w:t>
+              <w:tab/>
+              <w:t>Mother</w:t>
+              <w:tab/>
+              <w:t>:</w:t>
+            </w:r>
+          </w:p>
+        </w:tc>
+        <w:tc>
+          <w:tcPr>
+            <w:tcW w:type="dxa" w:w="4536"/>
+            <w:tcBorders>
+              <w:top w:val="none"/>
+              <w:bottom w:val="none"/>
+              <w:left w:val="none"/>
+              <w:right w:val="none"/>
+            </w:tcBorders>
+          </w:tcPr>
+          <w:p>
+            <w:r>
+              <w:rPr>
+                <w:rFonts w:ascii="Adani" w:hAnsi="Adani"/>
+                <w:b w:val="0"/>
+                <w:sz w:val="20"/>
+                <w:u w:val="none"/>
+              </w:rPr>
+              <w:t>NIL</w:t>
+            </w:r>
+          </w:p>
+        </w:tc>
+      </w:tr>
+      <w:tr>
+        <w:tc>
+          <w:tcPr>
+            <w:tcW w:type="dxa" w:w="4536"/>
+            <w:tcBorders>
+              <w:top w:val="none"/>
+              <w:bottom w:val="none"/>
+              <w:left w:val="none"/>
+              <w:right w:val="none"/>
+            </w:tcBorders>
+          </w:tcPr>
+          <w:p>
+            <w:pPr>
+              <w:ind w:left="720"/>
+            </w:pPr>
+            <w:r>
+              <w:rPr>
+                <w:rFonts w:ascii="Adani" w:hAnsi="Adani"/>
+                <w:b w:val="0"/>
+                <w:sz w:val="20"/>
+                <w:u w:val="none"/>
+              </w:rPr>
+              <w:t>3.</w:t>
+              <w:tab/>
+              <w:t>Son</w:t>
+              <w:tab/>
+              <w:t>:</w:t>
+            </w:r>
+          </w:p>
+        </w:tc>
+        <w:tc>
+          <w:tcPr>
+            <w:tcW w:type="dxa" w:w="4536"/>
+            <w:tcBorders>
+              <w:top w:val="none"/>
+              <w:bottom w:val="none"/>
+              <w:left w:val="none"/>
+              <w:right w:val="none"/>
+            </w:tcBorders>
+          </w:tcPr>
+          <w:p>
+            <w:r>
+              <w:rPr>
+                <w:rFonts w:ascii="Adani" w:hAnsi="Adani"/>
+                <w:b w:val="0"/>
+                <w:sz w:val="20"/>
+                <w:u w:val="none"/>
+              </w:rPr>
+              <w:t>NIL</w:t>
+            </w:r>
+          </w:p>
+        </w:tc>
+      </w:tr>
+      <w:tr>
+        <w:tc>
+          <w:tcPr>
+            <w:tcW w:type="dxa" w:w="4536"/>
+            <w:tcBorders>
+              <w:top w:val="none"/>
+              <w:bottom w:val="none"/>
+              <w:left w:val="none"/>
+              <w:right w:val="none"/>
+            </w:tcBorders>
+          </w:tcPr>
+          <w:p>
+            <w:pPr>
+              <w:ind w:left="720"/>
+            </w:pPr>
+            <w:r>
+              <w:rPr>
+                <w:rFonts w:ascii="Adani" w:hAnsi="Adani"/>
+                <w:b w:val="0"/>
+                <w:sz w:val="20"/>
+                <w:u w:val="none"/>
+              </w:rPr>
+              <w:t>4.</w:t>
+              <w:tab/>
+              <w:t>Son's Wife</w:t>
+              <w:tab/>
+              <w:t>:</w:t>
+            </w:r>
+          </w:p>
+        </w:tc>
+        <w:tc>
+          <w:tcPr>
+            <w:tcW w:type="dxa" w:w="4536"/>
+            <w:tcBorders>
+              <w:top w:val="none"/>
+              <w:bottom w:val="none"/>
+              <w:left w:val="none"/>
+              <w:right w:val="none"/>
+            </w:tcBorders>
+          </w:tcPr>
+          <w:p>
+            <w:r>
+              <w:rPr>
+                <w:rFonts w:ascii="Adani" w:hAnsi="Adani"/>
+                <w:b w:val="0"/>
+                <w:sz w:val="20"/>
+                <w:u w:val="none"/>
+              </w:rPr>
+              <w:t>NIL</w:t>
+            </w:r>
+          </w:p>
+        </w:tc>
+      </w:tr>
+      <w:tr>
+        <w:tc>
+          <w:tcPr>
+            <w:tcW w:type="dxa" w:w="4536"/>
+            <w:tcBorders>
+              <w:top w:val="none"/>
+              <w:bottom w:val="none"/>
+              <w:left w:val="none"/>
+              <w:right w:val="none"/>
+            </w:tcBorders>
+          </w:tcPr>
+          <w:p>
+            <w:pPr>
+              <w:ind w:left="720"/>
+            </w:pPr>
+            <w:r>
+              <w:rPr>
+                <w:rFonts w:ascii="Adani" w:hAnsi="Adani"/>
+                <w:b w:val="0"/>
+                <w:sz w:val="20"/>
+                <w:u w:val="none"/>
+              </w:rPr>
+              <w:t>5.</w:t>
+              <w:tab/>
+              <w:t>Daughter</w:t>
+              <w:tab/>
+              <w:t>:</w:t>
+            </w:r>
+          </w:p>
+        </w:tc>
+        <w:tc>
+          <w:tcPr>
+            <w:tcW w:type="dxa" w:w="4536"/>
+            <w:tcBorders>
+              <w:top w:val="none"/>
+              <w:bottom w:val="none"/>
+              <w:left w:val="none"/>
+              <w:right w:val="none"/>
+            </w:tcBorders>
+          </w:tcPr>
+          <w:p>
+            <w:r>
+              <w:rPr>
+                <w:rFonts w:ascii="Adani" w:hAnsi="Adani"/>
+                <w:b w:val="0"/>
+                <w:sz w:val="20"/>
+                <w:u w:val="none"/>
+              </w:rPr>
+              <w:t>NIL</w:t>
+            </w:r>
+          </w:p>
+        </w:tc>
+      </w:tr>
+      <w:tr>
+        <w:tc>
+          <w:tcPr>
+            <w:tcW w:type="dxa" w:w="4536"/>
+            <w:tcBorders>
+              <w:top w:val="none"/>
+              <w:bottom w:val="none"/>
+              <w:left w:val="none"/>
+              <w:right w:val="none"/>
+            </w:tcBorders>
+          </w:tcPr>
+          <w:p>
+            <w:pPr>
+              <w:ind w:left="720"/>
+            </w:pPr>
+            <w:r>
+              <w:rPr>
+                <w:rFonts w:ascii="Adani" w:hAnsi="Adani"/>
+                <w:b w:val="0"/>
+                <w:sz w:val="20"/>
+                <w:u w:val="none"/>
+              </w:rPr>
+              <w:t>6.</w:t>
+              <w:tab/>
+              <w:t>Daughter's Husband</w:t>
+              <w:tab/>
+              <w:t>:</w:t>
+            </w:r>
+          </w:p>
+        </w:tc>
+        <w:tc>
+          <w:tcPr>
+            <w:tcW w:type="dxa" w:w="4536"/>
+            <w:tcBorders>
+              <w:top w:val="none"/>
+              <w:bottom w:val="none"/>
+              <w:left w:val="none"/>
+              <w:right w:val="none"/>
+            </w:tcBorders>
+          </w:tcPr>
+          <w:p>
+            <w:r>
+              <w:rPr>
+                <w:rFonts w:ascii="Adani" w:hAnsi="Adani"/>
+                <w:b w:val="0"/>
+                <w:sz w:val="20"/>
+                <w:u w:val="none"/>
+              </w:rPr>
+              <w:t>NIL</w:t>
+            </w:r>
+          </w:p>
+        </w:tc>
+      </w:tr>
+      <w:tr>
+        <w:tc>
+          <w:tcPr>
+            <w:tcW w:type="dxa" w:w="4536"/>
+            <w:tcBorders>
+              <w:top w:val="none"/>
+              <w:bottom w:val="none"/>
+              <w:left w:val="none"/>
+              <w:right w:val="none"/>
+            </w:tcBorders>
+          </w:tcPr>
+          <w:p>
+            <w:pPr>
+              <w:ind w:left="720"/>
+            </w:pPr>
+            <w:r>
+              <w:rPr>
+                <w:rFonts w:ascii="Adani" w:hAnsi="Adani"/>
+                <w:b w:val="0"/>
+                <w:sz w:val="20"/>
+                <w:u w:val="none"/>
+              </w:rPr>
+              <w:t>7.</w:t>
+              <w:tab/>
+              <w:t>Brother</w:t>
+              <w:tab/>
+              <w:t>:</w:t>
+            </w:r>
+          </w:p>
+        </w:tc>
+        <w:tc>
+          <w:tcPr>
+            <w:tcW w:type="dxa" w:w="4536"/>
+            <w:tcBorders>
+              <w:top w:val="none"/>
+              <w:bottom w:val="none"/>
+              <w:left w:val="none"/>
+              <w:right w:val="none"/>
+            </w:tcBorders>
+          </w:tcPr>
+          <w:p>
+            <w:r>
+              <w:rPr>
+                <w:rFonts w:ascii="Adani" w:hAnsi="Adani"/>
+                <w:b w:val="0"/>
+                <w:sz w:val="20"/>
+                <w:u w:val="none"/>
+              </w:rPr>
+              <w:t>NIL</w:t>
+            </w:r>
+          </w:p>
+        </w:tc>
+      </w:tr>
+      <w:tr>
+        <w:tc>
+          <w:tcPr>
+            <w:tcW w:type="dxa" w:w="4536"/>
+            <w:tcBorders>
+              <w:top w:val="none"/>
+              <w:bottom w:val="none"/>
+              <w:left w:val="none"/>
+              <w:right w:val="none"/>
+            </w:tcBorders>
+          </w:tcPr>
+          <w:p>
+            <w:pPr>
+              <w:ind w:left="720"/>
+            </w:pPr>
+            <w:r>
+              <w:rPr>
+                <w:rFonts w:ascii="Adani" w:hAnsi="Adani"/>
+                <w:b w:val="0"/>
+                <w:sz w:val="20"/>
+                <w:u w:val="none"/>
+              </w:rPr>
+              <w:t>8.</w:t>
+              <w:tab/>
+              <w:t>Sister</w:t>
+              <w:tab/>
+              <w:t>:</w:t>
+            </w:r>
+          </w:p>
+        </w:tc>
+        <w:tc>
+          <w:tcPr>
+            <w:tcW w:type="dxa" w:w="4536"/>
+            <w:tcBorders>
+              <w:top w:val="none"/>
+              <w:bottom w:val="none"/>
+              <w:left w:val="none"/>
+              <w:right w:val="none"/>
+            </w:tcBorders>
+          </w:tcPr>
+          <w:p>
+            <w:r>
+              <w:rPr>
+                <w:rFonts w:ascii="Adani" w:hAnsi="Adani"/>
+                <w:b w:val="0"/>
+                <w:sz w:val="20"/>
+                <w:u w:val="none"/>
+              </w:rPr>
+              <w:t>NIL</w:t>
+            </w:r>
+          </w:p>
+        </w:tc>
+      </w:tr>
+    </w:tbl>
     <w:p/>
     <w:p>
       <w:pPr>
@@ -4463,7 +3167,7 @@
                 <w:sz w:val="18"/>
                 <w:u w:val="none"/>
               </w:rPr>
-              <w:t>Date:   07th May, 2026</w:t>
+              <w:t>Date:   15th May, 2026</w:t>
             </w:r>
           </w:p>
         </w:tc>
@@ -4624,7 +3328,7 @@
           <w:sz w:val="20"/>
           <w:u w:val="none"/>
         </w:rPr>
-        <w:t>07th May, 2026</w:t>
+        <w:t>15th May, 2026</w:t>
       </w:r>
     </w:p>
     <w:p>
@@ -4759,21 +3463,6 @@
           <w:sz w:val="20"/>
           <w:u w:val="none"/>
         </w:rPr>
-        <w:t>GENERALI CENTRAL INSURANCE COMPANY LIMITED</w:t>
-      </w:r>
-    </w:p>
-    <w:p>
-      <w:pPr>
-        <w:spacing w:before="0" w:after="20"/>
-        <w:jc w:val="left"/>
-      </w:pPr>
-      <w:r>
-        <w:rPr>
-          <w:rFonts w:ascii="Adani" w:hAnsi="Adani"/>
-          <w:b/>
-          <w:sz w:val="20"/>
-          <w:u w:val="none"/>
-        </w:rPr>
         <w:t>SAMMAAN ASSET MANAGEMENT LIMITED</w:t>
       </w:r>
     </w:p>
@@ -4834,127 +3523,7 @@
           <w:sz w:val="20"/>
           <w:u w:val="none"/>
         </w:rPr>
-        <w:t>NATIONAL URBAN CO-OPERATIVE FINANCE AND DEVELOPMENT CORPORATION LIMITED</w:t>
-      </w:r>
-    </w:p>
-    <w:p>
-      <w:pPr>
-        <w:spacing w:before="0" w:after="20"/>
-        <w:jc w:val="left"/>
-      </w:pPr>
-      <w:r>
-        <w:rPr>
-          <w:rFonts w:ascii="Adani" w:hAnsi="Adani"/>
-          <w:b/>
-          <w:sz w:val="20"/>
-          <w:u w:val="none"/>
-        </w:rPr>
-        <w:t>ADANI KRISHNAPATNAM PORT LIMITED</w:t>
-      </w:r>
-    </w:p>
-    <w:p>
-      <w:pPr>
-        <w:spacing w:before="0" w:after="20"/>
-        <w:jc w:val="left"/>
-      </w:pPr>
-      <w:r>
-        <w:rPr>
-          <w:rFonts w:ascii="Adani" w:hAnsi="Adani"/>
-          <w:b/>
-          <w:sz w:val="20"/>
-          <w:u w:val="none"/>
-        </w:rPr>
-        <w:t>METROPOLITAN STOCK EXCHANGE OF INDIA LIMITED</w:t>
-      </w:r>
-    </w:p>
-    <w:p>
-      <w:pPr>
-        <w:spacing w:before="0" w:after="20"/>
-        <w:jc w:val="left"/>
-      </w:pPr>
-      <w:r>
-        <w:rPr>
-          <w:rFonts w:ascii="Adani" w:hAnsi="Adani"/>
-          <w:b/>
-          <w:sz w:val="20"/>
-          <w:u w:val="none"/>
-        </w:rPr>
-        <w:t>HEYTAP I-TECH PRIVATE LIMITED</w:t>
-      </w:r>
-    </w:p>
-    <w:p>
-      <w:pPr>
-        <w:spacing w:before="0" w:after="20"/>
-        <w:jc w:val="left"/>
-      </w:pPr>
-      <w:r>
-        <w:rPr>
-          <w:rFonts w:ascii="Adani" w:hAnsi="Adani"/>
-          <w:b/>
-          <w:sz w:val="20"/>
-          <w:u w:val="none"/>
-        </w:rPr>
         <w:t>AMAR UJALA LIMITED</w:t>
-      </w:r>
-    </w:p>
-    <w:p>
-      <w:pPr>
-        <w:spacing w:before="0" w:after="20"/>
-        <w:jc w:val="left"/>
-      </w:pPr>
-      <w:r>
-        <w:rPr>
-          <w:rFonts w:ascii="Adani" w:hAnsi="Adani"/>
-          <w:b/>
-          <w:sz w:val="20"/>
-          <w:u w:val="none"/>
-        </w:rPr>
-        <w:t>PODDAR WELLNESS LIMITED</w:t>
-      </w:r>
-    </w:p>
-    <w:p>
-      <w:pPr>
-        <w:spacing w:before="0" w:after="20"/>
-        <w:jc w:val="left"/>
-      </w:pPr>
-      <w:r>
-        <w:rPr>
-          <w:rFonts w:ascii="Adani" w:hAnsi="Adani"/>
-          <w:b/>
-          <w:sz w:val="20"/>
-          <w:u w:val="none"/>
-        </w:rPr>
-        <w:t>GROWW ASSET MANAGEMENT LIMITED</w:t>
-      </w:r>
-    </w:p>
-    <w:p>
-      <w:pPr>
-        <w:spacing w:before="0" w:after="20"/>
-        <w:jc w:val="left"/>
-      </w:pPr>
-      <w:r>
-        <w:rPr>
-          <w:rFonts w:ascii="Adani" w:hAnsi="Adani"/>
-          <w:b/>
-          <w:sz w:val="20"/>
-          <w:u w:val="none"/>
-        </w:rPr>
-        <w:t>INDIABULLS GENERAL INSURANCE LIMITED</w:t>
-      </w:r>
-    </w:p>
-    <w:p>
-      <w:pPr>
-        <w:spacing w:before="0" w:after="20"/>
-        <w:jc w:val="left"/>
-      </w:pPr>
-      <w:r>
-        <w:rPr>
-          <w:rFonts w:ascii="Adani" w:hAnsi="Adani"/>
-          <w:b/>
-          <w:sz w:val="20"/>
-          <w:u w:val="none"/>
-        </w:rPr>
-        <w:t>NUCLEAR POWER CORPORATION OF INDIA LIMITED</w:t>
       </w:r>
     </w:p>
     <w:p/>
@@ -5090,21 +3659,6 @@
           <w:sz w:val="20"/>
           <w:u w:val="none"/>
         </w:rPr>
-        <w:t>GENERALI CENTRAL INSURANCE COMPANY LIMITED</w:t>
-      </w:r>
-    </w:p>
-    <w:p>
-      <w:pPr>
-        <w:spacing w:before="0" w:after="20"/>
-        <w:jc w:val="left"/>
-      </w:pPr>
-      <w:r>
-        <w:rPr>
-          <w:rFonts w:ascii="Adani" w:hAnsi="Adani"/>
-          <w:b w:val="0"/>
-          <w:sz w:val="20"/>
-          <w:u w:val="none"/>
-        </w:rPr>
         <w:t>SAMMAAN ASSET MANAGEMENT LIMITED</w:t>
       </w:r>
     </w:p>
@@ -5150,112 +3704,7 @@
           <w:sz w:val="20"/>
           <w:u w:val="none"/>
         </w:rPr>
-        <w:t>NATIONAL URBAN CO-OPERATIVE FINANCE AND DEVELOPMENT CORPORATION LIMITED</w:t>
-      </w:r>
-    </w:p>
-    <w:p>
-      <w:pPr>
-        <w:spacing w:before="0" w:after="20"/>
-        <w:jc w:val="left"/>
-      </w:pPr>
-      <w:r>
-        <w:rPr>
-          <w:rFonts w:ascii="Adani" w:hAnsi="Adani"/>
-          <w:b w:val="0"/>
-          <w:sz w:val="20"/>
-          <w:u w:val="none"/>
-        </w:rPr>
-        <w:t>ADANI KRISHNAPATNAM PORT LIMITED</w:t>
-      </w:r>
-    </w:p>
-    <w:p>
-      <w:pPr>
-        <w:spacing w:before="0" w:after="20"/>
-        <w:jc w:val="left"/>
-      </w:pPr>
-      <w:r>
-        <w:rPr>
-          <w:rFonts w:ascii="Adani" w:hAnsi="Adani"/>
-          <w:b w:val="0"/>
-          <w:sz w:val="20"/>
-          <w:u w:val="none"/>
-        </w:rPr>
-        <w:t>METROPOLITAN STOCK EXCHANGE OF INDIA LIMITED</w:t>
-      </w:r>
-    </w:p>
-    <w:p>
-      <w:pPr>
-        <w:spacing w:before="0" w:after="20"/>
-        <w:jc w:val="left"/>
-      </w:pPr>
-      <w:r>
-        <w:rPr>
-          <w:rFonts w:ascii="Adani" w:hAnsi="Adani"/>
-          <w:b w:val="0"/>
-          <w:sz w:val="20"/>
-          <w:u w:val="none"/>
-        </w:rPr>
         <w:t>AMAR UJALA LIMITED</w:t>
-      </w:r>
-    </w:p>
-    <w:p>
-      <w:pPr>
-        <w:spacing w:before="0" w:after="20"/>
-        <w:jc w:val="left"/>
-      </w:pPr>
-      <w:r>
-        <w:rPr>
-          <w:rFonts w:ascii="Adani" w:hAnsi="Adani"/>
-          <w:b w:val="0"/>
-          <w:sz w:val="20"/>
-          <w:u w:val="none"/>
-        </w:rPr>
-        <w:t>PODDAR WELLNESS LIMITED</w:t>
-      </w:r>
-    </w:p>
-    <w:p>
-      <w:pPr>
-        <w:spacing w:before="0" w:after="20"/>
-        <w:jc w:val="left"/>
-      </w:pPr>
-      <w:r>
-        <w:rPr>
-          <w:rFonts w:ascii="Adani" w:hAnsi="Adani"/>
-          <w:b w:val="0"/>
-          <w:sz w:val="20"/>
-          <w:u w:val="none"/>
-        </w:rPr>
-        <w:t>GROWW ASSET MANAGEMENT LIMITED</w:t>
-      </w:r>
-    </w:p>
-    <w:p>
-      <w:pPr>
-        <w:spacing w:before="0" w:after="20"/>
-        <w:jc w:val="left"/>
-      </w:pPr>
-      <w:r>
-        <w:rPr>
-          <w:rFonts w:ascii="Adani" w:hAnsi="Adani"/>
-          <w:b w:val="0"/>
-          <w:sz w:val="20"/>
-          <w:u w:val="none"/>
-        </w:rPr>
-        <w:t>INDIABULLS GENERAL INSURANCE LIMITED</w:t>
-      </w:r>
-    </w:p>
-    <w:p>
-      <w:pPr>
-        <w:spacing w:before="0" w:after="20"/>
-        <w:jc w:val="left"/>
-      </w:pPr>
-      <w:r>
-        <w:rPr>
-          <w:rFonts w:ascii="Adani" w:hAnsi="Adani"/>
-          <w:b w:val="0"/>
-          <w:sz w:val="20"/>
-          <w:u w:val="none"/>
-        </w:rPr>
-        <w:t>NUCLEAR POWER CORPORATION OF INDIA LIMITED</w:t>
       </w:r>
     </w:p>
     <w:p/>
@@ -5336,21 +3785,6 @@
           <w:u w:val="none"/>
         </w:rPr>
         <w:t>SATYADEVI INSTITUTE FOR FINANCIAL LEARNING PRIVATE LIMITED</w:t>
-      </w:r>
-    </w:p>
-    <w:p>
-      <w:pPr>
-        <w:spacing w:before="0" w:after="20"/>
-        <w:jc w:val="left"/>
-      </w:pPr>
-      <w:r>
-        <w:rPr>
-          <w:rFonts w:ascii="Adani" w:hAnsi="Adani"/>
-          <w:b w:val="0"/>
-          <w:sz w:val="20"/>
-          <w:u w:val="none"/>
-        </w:rPr>
-        <w:t>HEYTAP I-TECH PRIVATE LIMITED</w:t>
       </w:r>
     </w:p>
     <w:p/>
@@ -6108,7 +4542,7 @@
                 <w:sz w:val="18"/>
                 <w:u w:val="none"/>
               </w:rPr>
-              <w:t>20</w:t>
+              <w:t>11</w:t>
             </w:r>
           </w:p>
         </w:tc>
@@ -6964,120 +5398,6 @@
                 <w:sz w:val="18"/>
                 <w:u w:val="none"/>
               </w:rPr>
-              <w:t>U66030MH2006PLC165287</w:t>
-            </w:r>
-          </w:p>
-        </w:tc>
-        <w:tc>
-          <w:tcPr>
-            <w:tcW w:type="dxa" w:w="4252"/>
-            <w:shd w:val="clear" w:color="auto" w:fill="FFFFFF"/>
-            <w:tcBorders>
-              <w:top w:val="single" w:sz="4" w:space="0" w:color="000000"/>
-              <w:left w:val="single" w:sz="4" w:space="0" w:color="000000"/>
-              <w:bottom w:val="single" w:sz="4" w:space="0" w:color="000000"/>
-              <w:right w:val="single" w:sz="4" w:space="0" w:color="000000"/>
-            </w:tcBorders>
-            <w:vAlign w:val="center"/>
-          </w:tcPr>
-          <w:p>
-            <w:pPr>
-              <w:spacing w:before="40" w:after="40"/>
-              <w:jc w:val="left"/>
-            </w:pPr>
-            <w:r>
-              <w:rPr>
-                <w:rFonts w:ascii="Adani" w:hAnsi="Adani"/>
-                <w:b w:val="0"/>
-                <w:sz w:val="18"/>
-                <w:u w:val="none"/>
-              </w:rPr>
-              <w:t>GENERALI CENTRAL INSURANCE COMPANY LIMITED</w:t>
-            </w:r>
-          </w:p>
-        </w:tc>
-        <w:tc>
-          <w:tcPr>
-            <w:tcW w:type="dxa" w:w="1587"/>
-            <w:shd w:val="clear" w:color="auto" w:fill="FFFFFF"/>
-            <w:tcBorders>
-              <w:top w:val="single" w:sz="4" w:space="0" w:color="000000"/>
-              <w:left w:val="single" w:sz="4" w:space="0" w:color="000000"/>
-              <w:bottom w:val="single" w:sz="4" w:space="0" w:color="000000"/>
-              <w:right w:val="single" w:sz="4" w:space="0" w:color="000000"/>
-            </w:tcBorders>
-            <w:vAlign w:val="center"/>
-          </w:tcPr>
-          <w:p>
-            <w:pPr>
-              <w:spacing w:before="40" w:after="40"/>
-              <w:jc w:val="left"/>
-            </w:pPr>
-            <w:r>
-              <w:rPr>
-                <w:rFonts w:ascii="Adani" w:hAnsi="Adani"/>
-                <w:b w:val="0"/>
-                <w:sz w:val="18"/>
-                <w:u w:val="none"/>
-              </w:rPr>
-              <w:t>Additional Director</w:t>
-            </w:r>
-          </w:p>
-        </w:tc>
-        <w:tc>
-          <w:tcPr>
-            <w:tcW w:type="dxa" w:w="1304"/>
-            <w:shd w:val="clear" w:color="auto" w:fill="FFFFFF"/>
-            <w:tcBorders>
-              <w:top w:val="single" w:sz="4" w:space="0" w:color="000000"/>
-              <w:left w:val="single" w:sz="4" w:space="0" w:color="000000"/>
-              <w:bottom w:val="single" w:sz="4" w:space="0" w:color="000000"/>
-              <w:right w:val="single" w:sz="4" w:space="0" w:color="000000"/>
-            </w:tcBorders>
-            <w:vAlign w:val="center"/>
-          </w:tcPr>
-          <w:p>
-            <w:pPr>
-              <w:spacing w:before="40" w:after="40"/>
-              <w:jc w:val="left"/>
-            </w:pPr>
-            <w:r>
-              <w:rPr>
-                <w:rFonts w:ascii="Adani" w:hAnsi="Adani"/>
-                <w:b w:val="0"/>
-                <w:sz w:val="18"/>
-                <w:u w:val="none"/>
-              </w:rPr>
-              <w:t>08/11/2023</w:t>
-            </w:r>
-          </w:p>
-        </w:tc>
-      </w:tr>
-      <w:tr>
-        <w:tc>
-          <w:tcPr>
-            <w:tcW w:type="dxa" w:w="2268"/>
-            <w:shd w:val="clear" w:color="auto" w:fill="FFFFFF"/>
-            <w:tcBorders>
-              <w:top w:val="single" w:sz="4" w:space="0" w:color="000000"/>
-              <w:left w:val="single" w:sz="4" w:space="0" w:color="000000"/>
-              <w:bottom w:val="single" w:sz="4" w:space="0" w:color="000000"/>
-              <w:right w:val="single" w:sz="4" w:space="0" w:color="000000"/>
-            </w:tcBorders>
-            <w:vAlign w:val="center"/>
-          </w:tcPr>
-          <w:p>
-            <w:pPr>
-              <w:spacing w:before="40" w:after="40"/>
-              <w:jc w:val="left"/>
-            </w:pPr>
-            <w:r>
-              <w:rPr>
-                <w:rFonts w:ascii="Adani" w:hAnsi="Adani"/>
-                <w:b w:val="0"/>
-                <w:sz w:val="18"/>
-                <w:u w:val="none"/>
-              </w:rPr>
               <w:t>U65100HR2010PLC095390</w:t>
             </w:r>
           </w:p>
@@ -7534,462 +5854,6 @@
                 <w:sz w:val="18"/>
                 <w:u w:val="none"/>
               </w:rPr>
-              <w:t>U65990DL2020PLC363322</w:t>
-            </w:r>
-          </w:p>
-        </w:tc>
-        <w:tc>
-          <w:tcPr>
-            <w:tcW w:type="dxa" w:w="4252"/>
-            <w:shd w:val="clear" w:color="auto" w:fill="FFFFFF"/>
-            <w:tcBorders>
-              <w:top w:val="single" w:sz="4" w:space="0" w:color="000000"/>
-              <w:left w:val="single" w:sz="4" w:space="0" w:color="000000"/>
-              <w:bottom w:val="single" w:sz="4" w:space="0" w:color="000000"/>
-              <w:right w:val="single" w:sz="4" w:space="0" w:color="000000"/>
-            </w:tcBorders>
-            <w:vAlign w:val="center"/>
-          </w:tcPr>
-          <w:p>
-            <w:pPr>
-              <w:spacing w:before="40" w:after="40"/>
-              <w:jc w:val="left"/>
-            </w:pPr>
-            <w:r>
-              <w:rPr>
-                <w:rFonts w:ascii="Adani" w:hAnsi="Adani"/>
-                <w:b w:val="0"/>
-                <w:sz w:val="18"/>
-                <w:u w:val="none"/>
-              </w:rPr>
-              <w:t>NATIONAL URBAN CO-OPERATIVE FINANCE AND DEVELOPMENT CORPORATION LIMITED</w:t>
-            </w:r>
-          </w:p>
-        </w:tc>
-        <w:tc>
-          <w:tcPr>
-            <w:tcW w:type="dxa" w:w="1587"/>
-            <w:shd w:val="clear" w:color="auto" w:fill="FFFFFF"/>
-            <w:tcBorders>
-              <w:top w:val="single" w:sz="4" w:space="0" w:color="000000"/>
-              <w:left w:val="single" w:sz="4" w:space="0" w:color="000000"/>
-              <w:bottom w:val="single" w:sz="4" w:space="0" w:color="000000"/>
-              <w:right w:val="single" w:sz="4" w:space="0" w:color="000000"/>
-            </w:tcBorders>
-            <w:vAlign w:val="center"/>
-          </w:tcPr>
-          <w:p>
-            <w:pPr>
-              <w:spacing w:before="40" w:after="40"/>
-              <w:jc w:val="left"/>
-            </w:pPr>
-            <w:r>
-              <w:rPr>
-                <w:rFonts w:ascii="Adani" w:hAnsi="Adani"/>
-                <w:b w:val="0"/>
-                <w:sz w:val="18"/>
-                <w:u w:val="none"/>
-              </w:rPr>
-              <w:t>Director</w:t>
-            </w:r>
-          </w:p>
-        </w:tc>
-        <w:tc>
-          <w:tcPr>
-            <w:tcW w:type="dxa" w:w="1304"/>
-            <w:shd w:val="clear" w:color="auto" w:fill="FFFFFF"/>
-            <w:tcBorders>
-              <w:top w:val="single" w:sz="4" w:space="0" w:color="000000"/>
-              <w:left w:val="single" w:sz="4" w:space="0" w:color="000000"/>
-              <w:bottom w:val="single" w:sz="4" w:space="0" w:color="000000"/>
-              <w:right w:val="single" w:sz="4" w:space="0" w:color="000000"/>
-            </w:tcBorders>
-            <w:vAlign w:val="center"/>
-          </w:tcPr>
-          <w:p>
-            <w:pPr>
-              <w:spacing w:before="40" w:after="40"/>
-              <w:jc w:val="left"/>
-            </w:pPr>
-            <w:r>
-              <w:rPr>
-                <w:rFonts w:ascii="Adani" w:hAnsi="Adani"/>
-                <w:b w:val="0"/>
-                <w:sz w:val="18"/>
-                <w:u w:val="none"/>
-              </w:rPr>
-              <w:t>18/03/2021</w:t>
-            </w:r>
-          </w:p>
-        </w:tc>
-      </w:tr>
-      <w:tr>
-        <w:tc>
-          <w:tcPr>
-            <w:tcW w:type="dxa" w:w="2268"/>
-            <w:shd w:val="clear" w:color="auto" w:fill="FFFFFF"/>
-            <w:tcBorders>
-              <w:top w:val="single" w:sz="4" w:space="0" w:color="000000"/>
-              <w:left w:val="single" w:sz="4" w:space="0" w:color="000000"/>
-              <w:bottom w:val="single" w:sz="4" w:space="0" w:color="000000"/>
-              <w:right w:val="single" w:sz="4" w:space="0" w:color="000000"/>
-            </w:tcBorders>
-            <w:vAlign w:val="center"/>
-          </w:tcPr>
-          <w:p>
-            <w:pPr>
-              <w:spacing w:before="40" w:after="40"/>
-              <w:jc w:val="left"/>
-            </w:pPr>
-            <w:r>
-              <w:rPr>
-                <w:rFonts w:ascii="Adani" w:hAnsi="Adani"/>
-                <w:b w:val="0"/>
-                <w:sz w:val="18"/>
-                <w:u w:val="none"/>
-              </w:rPr>
-              <w:t>U45203GJ1996PLC128239</w:t>
-            </w:r>
-          </w:p>
-        </w:tc>
-        <w:tc>
-          <w:tcPr>
-            <w:tcW w:type="dxa" w:w="4252"/>
-            <w:shd w:val="clear" w:color="auto" w:fill="FFFFFF"/>
-            <w:tcBorders>
-              <w:top w:val="single" w:sz="4" w:space="0" w:color="000000"/>
-              <w:left w:val="single" w:sz="4" w:space="0" w:color="000000"/>
-              <w:bottom w:val="single" w:sz="4" w:space="0" w:color="000000"/>
-              <w:right w:val="single" w:sz="4" w:space="0" w:color="000000"/>
-            </w:tcBorders>
-            <w:vAlign w:val="center"/>
-          </w:tcPr>
-          <w:p>
-            <w:pPr>
-              <w:spacing w:before="40" w:after="40"/>
-              <w:jc w:val="left"/>
-            </w:pPr>
-            <w:r>
-              <w:rPr>
-                <w:rFonts w:ascii="Adani" w:hAnsi="Adani"/>
-                <w:b w:val="0"/>
-                <w:sz w:val="18"/>
-                <w:u w:val="none"/>
-              </w:rPr>
-              <w:t>ADANI KRISHNAPATNAM PORT LIMITED</w:t>
-            </w:r>
-          </w:p>
-        </w:tc>
-        <w:tc>
-          <w:tcPr>
-            <w:tcW w:type="dxa" w:w="1587"/>
-            <w:shd w:val="clear" w:color="auto" w:fill="FFFFFF"/>
-            <w:tcBorders>
-              <w:top w:val="single" w:sz="4" w:space="0" w:color="000000"/>
-              <w:left w:val="single" w:sz="4" w:space="0" w:color="000000"/>
-              <w:bottom w:val="single" w:sz="4" w:space="0" w:color="000000"/>
-              <w:right w:val="single" w:sz="4" w:space="0" w:color="000000"/>
-            </w:tcBorders>
-            <w:vAlign w:val="center"/>
-          </w:tcPr>
-          <w:p>
-            <w:pPr>
-              <w:spacing w:before="40" w:after="40"/>
-              <w:jc w:val="left"/>
-            </w:pPr>
-            <w:r>
-              <w:rPr>
-                <w:rFonts w:ascii="Adani" w:hAnsi="Adani"/>
-                <w:b w:val="0"/>
-                <w:sz w:val="18"/>
-                <w:u w:val="none"/>
-              </w:rPr>
-              <w:t>Director</w:t>
-            </w:r>
-          </w:p>
-        </w:tc>
-        <w:tc>
-          <w:tcPr>
-            <w:tcW w:type="dxa" w:w="1304"/>
-            <w:shd w:val="clear" w:color="auto" w:fill="FFFFFF"/>
-            <w:tcBorders>
-              <w:top w:val="single" w:sz="4" w:space="0" w:color="000000"/>
-              <w:left w:val="single" w:sz="4" w:space="0" w:color="000000"/>
-              <w:bottom w:val="single" w:sz="4" w:space="0" w:color="000000"/>
-              <w:right w:val="single" w:sz="4" w:space="0" w:color="000000"/>
-            </w:tcBorders>
-            <w:vAlign w:val="center"/>
-          </w:tcPr>
-          <w:p>
-            <w:pPr>
-              <w:spacing w:before="40" w:after="40"/>
-              <w:jc w:val="left"/>
-            </w:pPr>
-            <w:r>
-              <w:rPr>
-                <w:rFonts w:ascii="Adani" w:hAnsi="Adani"/>
-                <w:b w:val="0"/>
-                <w:sz w:val="18"/>
-                <w:u w:val="none"/>
-              </w:rPr>
-              <w:t>29/12/2020</w:t>
-            </w:r>
-          </w:p>
-        </w:tc>
-      </w:tr>
-      <w:tr>
-        <w:tc>
-          <w:tcPr>
-            <w:tcW w:type="dxa" w:w="2268"/>
-            <w:shd w:val="clear" w:color="auto" w:fill="FFFFFF"/>
-            <w:tcBorders>
-              <w:top w:val="single" w:sz="4" w:space="0" w:color="000000"/>
-              <w:left w:val="single" w:sz="4" w:space="0" w:color="000000"/>
-              <w:bottom w:val="single" w:sz="4" w:space="0" w:color="000000"/>
-              <w:right w:val="single" w:sz="4" w:space="0" w:color="000000"/>
-            </w:tcBorders>
-            <w:vAlign w:val="center"/>
-          </w:tcPr>
-          <w:p>
-            <w:pPr>
-              <w:spacing w:before="40" w:after="40"/>
-              <w:jc w:val="left"/>
-            </w:pPr>
-            <w:r>
-              <w:rPr>
-                <w:rFonts w:ascii="Adani" w:hAnsi="Adani"/>
-                <w:b w:val="0"/>
-                <w:sz w:val="18"/>
-                <w:u w:val="none"/>
-              </w:rPr>
-              <w:t>U65999MH2008PLC185856</w:t>
-            </w:r>
-          </w:p>
-        </w:tc>
-        <w:tc>
-          <w:tcPr>
-            <w:tcW w:type="dxa" w:w="4252"/>
-            <w:shd w:val="clear" w:color="auto" w:fill="FFFFFF"/>
-            <w:tcBorders>
-              <w:top w:val="single" w:sz="4" w:space="0" w:color="000000"/>
-              <w:left w:val="single" w:sz="4" w:space="0" w:color="000000"/>
-              <w:bottom w:val="single" w:sz="4" w:space="0" w:color="000000"/>
-              <w:right w:val="single" w:sz="4" w:space="0" w:color="000000"/>
-            </w:tcBorders>
-            <w:vAlign w:val="center"/>
-          </w:tcPr>
-          <w:p>
-            <w:pPr>
-              <w:spacing w:before="40" w:after="40"/>
-              <w:jc w:val="left"/>
-            </w:pPr>
-            <w:r>
-              <w:rPr>
-                <w:rFonts w:ascii="Adani" w:hAnsi="Adani"/>
-                <w:b w:val="0"/>
-                <w:sz w:val="18"/>
-                <w:u w:val="none"/>
-              </w:rPr>
-              <w:t>METROPOLITAN STOCK EXCHANGE OF INDIA LIMITED</w:t>
-            </w:r>
-          </w:p>
-        </w:tc>
-        <w:tc>
-          <w:tcPr>
-            <w:tcW w:type="dxa" w:w="1587"/>
-            <w:shd w:val="clear" w:color="auto" w:fill="FFFFFF"/>
-            <w:tcBorders>
-              <w:top w:val="single" w:sz="4" w:space="0" w:color="000000"/>
-              <w:left w:val="single" w:sz="4" w:space="0" w:color="000000"/>
-              <w:bottom w:val="single" w:sz="4" w:space="0" w:color="000000"/>
-              <w:right w:val="single" w:sz="4" w:space="0" w:color="000000"/>
-            </w:tcBorders>
-            <w:vAlign w:val="center"/>
-          </w:tcPr>
-          <w:p>
-            <w:pPr>
-              <w:spacing w:before="40" w:after="40"/>
-              <w:jc w:val="left"/>
-            </w:pPr>
-            <w:r>
-              <w:rPr>
-                <w:rFonts w:ascii="Adani" w:hAnsi="Adani"/>
-                <w:b w:val="0"/>
-                <w:sz w:val="18"/>
-                <w:u w:val="none"/>
-              </w:rPr>
-              <w:t>Director</w:t>
-            </w:r>
-          </w:p>
-        </w:tc>
-        <w:tc>
-          <w:tcPr>
-            <w:tcW w:type="dxa" w:w="1304"/>
-            <w:shd w:val="clear" w:color="auto" w:fill="FFFFFF"/>
-            <w:tcBorders>
-              <w:top w:val="single" w:sz="4" w:space="0" w:color="000000"/>
-              <w:left w:val="single" w:sz="4" w:space="0" w:color="000000"/>
-              <w:bottom w:val="single" w:sz="4" w:space="0" w:color="000000"/>
-              <w:right w:val="single" w:sz="4" w:space="0" w:color="000000"/>
-            </w:tcBorders>
-            <w:vAlign w:val="center"/>
-          </w:tcPr>
-          <w:p>
-            <w:pPr>
-              <w:spacing w:before="40" w:after="40"/>
-              <w:jc w:val="left"/>
-            </w:pPr>
-            <w:r>
-              <w:rPr>
-                <w:rFonts w:ascii="Adani" w:hAnsi="Adani"/>
-                <w:b w:val="0"/>
-                <w:sz w:val="18"/>
-                <w:u w:val="none"/>
-              </w:rPr>
-              <w:t>23/10/2020</w:t>
-            </w:r>
-          </w:p>
-        </w:tc>
-      </w:tr>
-      <w:tr>
-        <w:tc>
-          <w:tcPr>
-            <w:tcW w:type="dxa" w:w="2268"/>
-            <w:shd w:val="clear" w:color="auto" w:fill="FFFFFF"/>
-            <w:tcBorders>
-              <w:top w:val="single" w:sz="4" w:space="0" w:color="000000"/>
-              <w:left w:val="single" w:sz="4" w:space="0" w:color="000000"/>
-              <w:bottom w:val="single" w:sz="4" w:space="0" w:color="000000"/>
-              <w:right w:val="single" w:sz="4" w:space="0" w:color="000000"/>
-            </w:tcBorders>
-            <w:vAlign w:val="center"/>
-          </w:tcPr>
-          <w:p>
-            <w:pPr>
-              <w:spacing w:before="40" w:after="40"/>
-              <w:jc w:val="left"/>
-            </w:pPr>
-            <w:r>
-              <w:rPr>
-                <w:rFonts w:ascii="Adani" w:hAnsi="Adani"/>
-                <w:b w:val="0"/>
-                <w:sz w:val="18"/>
-                <w:u w:val="none"/>
-              </w:rPr>
-              <w:t>U72100HR2019PTC131820</w:t>
-            </w:r>
-          </w:p>
-        </w:tc>
-        <w:tc>
-          <w:tcPr>
-            <w:tcW w:type="dxa" w:w="4252"/>
-            <w:shd w:val="clear" w:color="auto" w:fill="FFFFFF"/>
-            <w:tcBorders>
-              <w:top w:val="single" w:sz="4" w:space="0" w:color="000000"/>
-              <w:left w:val="single" w:sz="4" w:space="0" w:color="000000"/>
-              <w:bottom w:val="single" w:sz="4" w:space="0" w:color="000000"/>
-              <w:right w:val="single" w:sz="4" w:space="0" w:color="000000"/>
-            </w:tcBorders>
-            <w:vAlign w:val="center"/>
-          </w:tcPr>
-          <w:p>
-            <w:pPr>
-              <w:spacing w:before="40" w:after="40"/>
-              <w:jc w:val="left"/>
-            </w:pPr>
-            <w:r>
-              <w:rPr>
-                <w:rFonts w:ascii="Adani" w:hAnsi="Adani"/>
-                <w:b w:val="0"/>
-                <w:sz w:val="18"/>
-                <w:u w:val="none"/>
-              </w:rPr>
-              <w:t>HEYTAP I-TECH PRIVATE LIMITED</w:t>
-            </w:r>
-          </w:p>
-        </w:tc>
-        <w:tc>
-          <w:tcPr>
-            <w:tcW w:type="dxa" w:w="1587"/>
-            <w:shd w:val="clear" w:color="auto" w:fill="FFFFFF"/>
-            <w:tcBorders>
-              <w:top w:val="single" w:sz="4" w:space="0" w:color="000000"/>
-              <w:left w:val="single" w:sz="4" w:space="0" w:color="000000"/>
-              <w:bottom w:val="single" w:sz="4" w:space="0" w:color="000000"/>
-              <w:right w:val="single" w:sz="4" w:space="0" w:color="000000"/>
-            </w:tcBorders>
-            <w:vAlign w:val="center"/>
-          </w:tcPr>
-          <w:p>
-            <w:pPr>
-              <w:spacing w:before="40" w:after="40"/>
-              <w:jc w:val="left"/>
-            </w:pPr>
-            <w:r>
-              <w:rPr>
-                <w:rFonts w:ascii="Adani" w:hAnsi="Adani"/>
-                <w:b w:val="0"/>
-                <w:sz w:val="18"/>
-                <w:u w:val="none"/>
-              </w:rPr>
-              <w:t>Director</w:t>
-            </w:r>
-          </w:p>
-        </w:tc>
-        <w:tc>
-          <w:tcPr>
-            <w:tcW w:type="dxa" w:w="1304"/>
-            <w:shd w:val="clear" w:color="auto" w:fill="FFFFFF"/>
-            <w:tcBorders>
-              <w:top w:val="single" w:sz="4" w:space="0" w:color="000000"/>
-              <w:left w:val="single" w:sz="4" w:space="0" w:color="000000"/>
-              <w:bottom w:val="single" w:sz="4" w:space="0" w:color="000000"/>
-              <w:right w:val="single" w:sz="4" w:space="0" w:color="000000"/>
-            </w:tcBorders>
-            <w:vAlign w:val="center"/>
-          </w:tcPr>
-          <w:p>
-            <w:pPr>
-              <w:spacing w:before="40" w:after="40"/>
-              <w:jc w:val="left"/>
-            </w:pPr>
-            <w:r>
-              <w:rPr>
-                <w:rFonts w:ascii="Adani" w:hAnsi="Adani"/>
-                <w:b w:val="0"/>
-                <w:sz w:val="18"/>
-                <w:u w:val="none"/>
-              </w:rPr>
-              <w:t>18/11/2019</w:t>
-            </w:r>
-          </w:p>
-        </w:tc>
-      </w:tr>
-      <w:tr>
-        <w:tc>
-          <w:tcPr>
-            <w:tcW w:type="dxa" w:w="2268"/>
-            <w:shd w:val="clear" w:color="auto" w:fill="FFFFFF"/>
-            <w:tcBorders>
-              <w:top w:val="single" w:sz="4" w:space="0" w:color="000000"/>
-              <w:left w:val="single" w:sz="4" w:space="0" w:color="000000"/>
-              <w:bottom w:val="single" w:sz="4" w:space="0" w:color="000000"/>
-              <w:right w:val="single" w:sz="4" w:space="0" w:color="000000"/>
-            </w:tcBorders>
-            <w:vAlign w:val="center"/>
-          </w:tcPr>
-          <w:p>
-            <w:pPr>
-              <w:spacing w:before="40" w:after="40"/>
-              <w:jc w:val="left"/>
-            </w:pPr>
-            <w:r>
-              <w:rPr>
-                <w:rFonts w:ascii="Adani" w:hAnsi="Adani"/>
-                <w:b w:val="0"/>
-                <w:sz w:val="18"/>
-                <w:u w:val="none"/>
-              </w:rPr>
               <w:t>U22121DL2001PLC159705</w:t>
             </w:r>
           </w:p>
@@ -8075,462 +5939,6 @@
                 <w:u w:val="none"/>
               </w:rPr>
               <w:t>27/09/2019</w:t>
-            </w:r>
-          </w:p>
-        </w:tc>
-      </w:tr>
-      <w:tr>
-        <w:tc>
-          <w:tcPr>
-            <w:tcW w:type="dxa" w:w="2268"/>
-            <w:shd w:val="clear" w:color="auto" w:fill="FFFFFF"/>
-            <w:tcBorders>
-              <w:top w:val="single" w:sz="4" w:space="0" w:color="000000"/>
-              <w:left w:val="single" w:sz="4" w:space="0" w:color="000000"/>
-              <w:bottom w:val="single" w:sz="4" w:space="0" w:color="000000"/>
-              <w:right w:val="single" w:sz="4" w:space="0" w:color="000000"/>
-            </w:tcBorders>
-            <w:vAlign w:val="center"/>
-          </w:tcPr>
-          <w:p>
-            <w:pPr>
-              <w:spacing w:before="40" w:after="40"/>
-              <w:jc w:val="left"/>
-            </w:pPr>
-            <w:r>
-              <w:rPr>
-                <w:rFonts w:ascii="Adani" w:hAnsi="Adani"/>
-                <w:b w:val="0"/>
-                <w:sz w:val="18"/>
-                <w:u w:val="none"/>
-              </w:rPr>
-              <w:t>U85320MH2017PLC295622</w:t>
-            </w:r>
-          </w:p>
-        </w:tc>
-        <w:tc>
-          <w:tcPr>
-            <w:tcW w:type="dxa" w:w="4252"/>
-            <w:shd w:val="clear" w:color="auto" w:fill="FFFFFF"/>
-            <w:tcBorders>
-              <w:top w:val="single" w:sz="4" w:space="0" w:color="000000"/>
-              <w:left w:val="single" w:sz="4" w:space="0" w:color="000000"/>
-              <w:bottom w:val="single" w:sz="4" w:space="0" w:color="000000"/>
-              <w:right w:val="single" w:sz="4" w:space="0" w:color="000000"/>
-            </w:tcBorders>
-            <w:vAlign w:val="center"/>
-          </w:tcPr>
-          <w:p>
-            <w:pPr>
-              <w:spacing w:before="40" w:after="40"/>
-              <w:jc w:val="left"/>
-            </w:pPr>
-            <w:r>
-              <w:rPr>
-                <w:rFonts w:ascii="Adani" w:hAnsi="Adani"/>
-                <w:b w:val="0"/>
-                <w:sz w:val="18"/>
-                <w:u w:val="none"/>
-              </w:rPr>
-              <w:t>PODDAR WELLNESS LIMITED</w:t>
-            </w:r>
-          </w:p>
-        </w:tc>
-        <w:tc>
-          <w:tcPr>
-            <w:tcW w:type="dxa" w:w="1587"/>
-            <w:shd w:val="clear" w:color="auto" w:fill="FFFFFF"/>
-            <w:tcBorders>
-              <w:top w:val="single" w:sz="4" w:space="0" w:color="000000"/>
-              <w:left w:val="single" w:sz="4" w:space="0" w:color="000000"/>
-              <w:bottom w:val="single" w:sz="4" w:space="0" w:color="000000"/>
-              <w:right w:val="single" w:sz="4" w:space="0" w:color="000000"/>
-            </w:tcBorders>
-            <w:vAlign w:val="center"/>
-          </w:tcPr>
-          <w:p>
-            <w:pPr>
-              <w:spacing w:before="40" w:after="40"/>
-              <w:jc w:val="left"/>
-            </w:pPr>
-            <w:r>
-              <w:rPr>
-                <w:rFonts w:ascii="Adani" w:hAnsi="Adani"/>
-                <w:b w:val="0"/>
-                <w:sz w:val="18"/>
-                <w:u w:val="none"/>
-              </w:rPr>
-              <w:t>Additional Director</w:t>
-            </w:r>
-          </w:p>
-        </w:tc>
-        <w:tc>
-          <w:tcPr>
-            <w:tcW w:type="dxa" w:w="1304"/>
-            <w:shd w:val="clear" w:color="auto" w:fill="FFFFFF"/>
-            <w:tcBorders>
-              <w:top w:val="single" w:sz="4" w:space="0" w:color="000000"/>
-              <w:left w:val="single" w:sz="4" w:space="0" w:color="000000"/>
-              <w:bottom w:val="single" w:sz="4" w:space="0" w:color="000000"/>
-              <w:right w:val="single" w:sz="4" w:space="0" w:color="000000"/>
-            </w:tcBorders>
-            <w:vAlign w:val="center"/>
-          </w:tcPr>
-          <w:p>
-            <w:pPr>
-              <w:spacing w:before="40" w:after="40"/>
-              <w:jc w:val="left"/>
-            </w:pPr>
-            <w:r>
-              <w:rPr>
-                <w:rFonts w:ascii="Adani" w:hAnsi="Adani"/>
-                <w:b w:val="0"/>
-                <w:sz w:val="18"/>
-                <w:u w:val="none"/>
-              </w:rPr>
-              <w:t>02/05/2019</w:t>
-            </w:r>
-          </w:p>
-        </w:tc>
-      </w:tr>
-      <w:tr>
-        <w:tc>
-          <w:tcPr>
-            <w:tcW w:type="dxa" w:w="2268"/>
-            <w:shd w:val="clear" w:color="auto" w:fill="FFFFFF"/>
-            <w:tcBorders>
-              <w:top w:val="single" w:sz="4" w:space="0" w:color="000000"/>
-              <w:left w:val="single" w:sz="4" w:space="0" w:color="000000"/>
-              <w:bottom w:val="single" w:sz="4" w:space="0" w:color="000000"/>
-              <w:right w:val="single" w:sz="4" w:space="0" w:color="000000"/>
-            </w:tcBorders>
-            <w:vAlign w:val="center"/>
-          </w:tcPr>
-          <w:p>
-            <w:pPr>
-              <w:spacing w:before="40" w:after="40"/>
-              <w:jc w:val="left"/>
-            </w:pPr>
-            <w:r>
-              <w:rPr>
-                <w:rFonts w:ascii="Adani" w:hAnsi="Adani"/>
-                <w:b w:val="0"/>
-                <w:sz w:val="18"/>
-                <w:u w:val="none"/>
-              </w:rPr>
-              <w:t>U65991KA2008PLC180894</w:t>
-            </w:r>
-          </w:p>
-        </w:tc>
-        <w:tc>
-          <w:tcPr>
-            <w:tcW w:type="dxa" w:w="4252"/>
-            <w:shd w:val="clear" w:color="auto" w:fill="FFFFFF"/>
-            <w:tcBorders>
-              <w:top w:val="single" w:sz="4" w:space="0" w:color="000000"/>
-              <w:left w:val="single" w:sz="4" w:space="0" w:color="000000"/>
-              <w:bottom w:val="single" w:sz="4" w:space="0" w:color="000000"/>
-              <w:right w:val="single" w:sz="4" w:space="0" w:color="000000"/>
-            </w:tcBorders>
-            <w:vAlign w:val="center"/>
-          </w:tcPr>
-          <w:p>
-            <w:pPr>
-              <w:spacing w:before="40" w:after="40"/>
-              <w:jc w:val="left"/>
-            </w:pPr>
-            <w:r>
-              <w:rPr>
-                <w:rFonts w:ascii="Adani" w:hAnsi="Adani"/>
-                <w:b w:val="0"/>
-                <w:sz w:val="18"/>
-                <w:u w:val="none"/>
-              </w:rPr>
-              <w:t>GROWW ASSET MANAGEMENT LIMITED</w:t>
-            </w:r>
-          </w:p>
-        </w:tc>
-        <w:tc>
-          <w:tcPr>
-            <w:tcW w:type="dxa" w:w="1587"/>
-            <w:shd w:val="clear" w:color="auto" w:fill="FFFFFF"/>
-            <w:tcBorders>
-              <w:top w:val="single" w:sz="4" w:space="0" w:color="000000"/>
-              <w:left w:val="single" w:sz="4" w:space="0" w:color="000000"/>
-              <w:bottom w:val="single" w:sz="4" w:space="0" w:color="000000"/>
-              <w:right w:val="single" w:sz="4" w:space="0" w:color="000000"/>
-            </w:tcBorders>
-            <w:vAlign w:val="center"/>
-          </w:tcPr>
-          <w:p>
-            <w:pPr>
-              <w:spacing w:before="40" w:after="40"/>
-              <w:jc w:val="left"/>
-            </w:pPr>
-            <w:r>
-              <w:rPr>
-                <w:rFonts w:ascii="Adani" w:hAnsi="Adani"/>
-                <w:b w:val="0"/>
-                <w:sz w:val="18"/>
-                <w:u w:val="none"/>
-              </w:rPr>
-              <w:t>Additional Director</w:t>
-            </w:r>
-          </w:p>
-        </w:tc>
-        <w:tc>
-          <w:tcPr>
-            <w:tcW w:type="dxa" w:w="1304"/>
-            <w:shd w:val="clear" w:color="auto" w:fill="FFFFFF"/>
-            <w:tcBorders>
-              <w:top w:val="single" w:sz="4" w:space="0" w:color="000000"/>
-              <w:left w:val="single" w:sz="4" w:space="0" w:color="000000"/>
-              <w:bottom w:val="single" w:sz="4" w:space="0" w:color="000000"/>
-              <w:right w:val="single" w:sz="4" w:space="0" w:color="000000"/>
-            </w:tcBorders>
-            <w:vAlign w:val="center"/>
-          </w:tcPr>
-          <w:p>
-            <w:pPr>
-              <w:spacing w:before="40" w:after="40"/>
-              <w:jc w:val="left"/>
-            </w:pPr>
-            <w:r>
-              <w:rPr>
-                <w:rFonts w:ascii="Adani" w:hAnsi="Adani"/>
-                <w:b w:val="0"/>
-                <w:sz w:val="18"/>
-                <w:u w:val="none"/>
-              </w:rPr>
-              <w:t>01/02/2018</w:t>
-            </w:r>
-          </w:p>
-        </w:tc>
-      </w:tr>
-      <w:tr>
-        <w:tc>
-          <w:tcPr>
-            <w:tcW w:type="dxa" w:w="2268"/>
-            <w:shd w:val="clear" w:color="auto" w:fill="FFFFFF"/>
-            <w:tcBorders>
-              <w:top w:val="single" w:sz="4" w:space="0" w:color="000000"/>
-              <w:left w:val="single" w:sz="4" w:space="0" w:color="000000"/>
-              <w:bottom w:val="single" w:sz="4" w:space="0" w:color="000000"/>
-              <w:right w:val="single" w:sz="4" w:space="0" w:color="000000"/>
-            </w:tcBorders>
-            <w:vAlign w:val="center"/>
-          </w:tcPr>
-          <w:p>
-            <w:pPr>
-              <w:spacing w:before="40" w:after="40"/>
-              <w:jc w:val="left"/>
-            </w:pPr>
-            <w:r>
-              <w:rPr>
-                <w:rFonts w:ascii="Adani" w:hAnsi="Adani"/>
-                <w:b w:val="0"/>
-                <w:sz w:val="18"/>
-                <w:u w:val="none"/>
-              </w:rPr>
-              <w:t>U66000HR2018PLC118102</w:t>
-            </w:r>
-          </w:p>
-        </w:tc>
-        <w:tc>
-          <w:tcPr>
-            <w:tcW w:type="dxa" w:w="4252"/>
-            <w:shd w:val="clear" w:color="auto" w:fill="FFFFFF"/>
-            <w:tcBorders>
-              <w:top w:val="single" w:sz="4" w:space="0" w:color="000000"/>
-              <w:left w:val="single" w:sz="4" w:space="0" w:color="000000"/>
-              <w:bottom w:val="single" w:sz="4" w:space="0" w:color="000000"/>
-              <w:right w:val="single" w:sz="4" w:space="0" w:color="000000"/>
-            </w:tcBorders>
-            <w:vAlign w:val="center"/>
-          </w:tcPr>
-          <w:p>
-            <w:pPr>
-              <w:spacing w:before="40" w:after="40"/>
-              <w:jc w:val="left"/>
-            </w:pPr>
-            <w:r>
-              <w:rPr>
-                <w:rFonts w:ascii="Adani" w:hAnsi="Adani"/>
-                <w:b w:val="0"/>
-                <w:sz w:val="18"/>
-                <w:u w:val="none"/>
-              </w:rPr>
-              <w:t>INDIABULLS GENERAL INSURANCE LIMITED</w:t>
-            </w:r>
-          </w:p>
-        </w:tc>
-        <w:tc>
-          <w:tcPr>
-            <w:tcW w:type="dxa" w:w="1587"/>
-            <w:shd w:val="clear" w:color="auto" w:fill="FFFFFF"/>
-            <w:tcBorders>
-              <w:top w:val="single" w:sz="4" w:space="0" w:color="000000"/>
-              <w:left w:val="single" w:sz="4" w:space="0" w:color="000000"/>
-              <w:bottom w:val="single" w:sz="4" w:space="0" w:color="000000"/>
-              <w:right w:val="single" w:sz="4" w:space="0" w:color="000000"/>
-            </w:tcBorders>
-            <w:vAlign w:val="center"/>
-          </w:tcPr>
-          <w:p>
-            <w:pPr>
-              <w:spacing w:before="40" w:after="40"/>
-              <w:jc w:val="left"/>
-            </w:pPr>
-            <w:r>
-              <w:rPr>
-                <w:rFonts w:ascii="Adani" w:hAnsi="Adani"/>
-                <w:b w:val="0"/>
-                <w:sz w:val="18"/>
-                <w:u w:val="none"/>
-              </w:rPr>
-              <w:t>Director</w:t>
-            </w:r>
-          </w:p>
-        </w:tc>
-        <w:tc>
-          <w:tcPr>
-            <w:tcW w:type="dxa" w:w="1304"/>
-            <w:shd w:val="clear" w:color="auto" w:fill="FFFFFF"/>
-            <w:tcBorders>
-              <w:top w:val="single" w:sz="4" w:space="0" w:color="000000"/>
-              <w:left w:val="single" w:sz="4" w:space="0" w:color="000000"/>
-              <w:bottom w:val="single" w:sz="4" w:space="0" w:color="000000"/>
-              <w:right w:val="single" w:sz="4" w:space="0" w:color="000000"/>
-            </w:tcBorders>
-            <w:vAlign w:val="center"/>
-          </w:tcPr>
-          <w:p>
-            <w:pPr>
-              <w:spacing w:before="40" w:after="40"/>
-              <w:jc w:val="left"/>
-            </w:pPr>
-            <w:r>
-              <w:rPr>
-                <w:rFonts w:ascii="Adani" w:hAnsi="Adani"/>
-                <w:b w:val="0"/>
-                <w:sz w:val="18"/>
-                <w:u w:val="none"/>
-              </w:rPr>
-              <w:t>24/01/2018</w:t>
-            </w:r>
-          </w:p>
-        </w:tc>
-      </w:tr>
-      <w:tr>
-        <w:tc>
-          <w:tcPr>
-            <w:tcW w:type="dxa" w:w="2268"/>
-            <w:shd w:val="clear" w:color="auto" w:fill="FFFFFF"/>
-            <w:tcBorders>
-              <w:top w:val="single" w:sz="4" w:space="0" w:color="000000"/>
-              <w:left w:val="single" w:sz="4" w:space="0" w:color="000000"/>
-              <w:bottom w:val="single" w:sz="4" w:space="0" w:color="000000"/>
-              <w:right w:val="single" w:sz="4" w:space="0" w:color="000000"/>
-            </w:tcBorders>
-            <w:vAlign w:val="center"/>
-          </w:tcPr>
-          <w:p>
-            <w:pPr>
-              <w:spacing w:before="40" w:after="40"/>
-              <w:jc w:val="left"/>
-            </w:pPr>
-            <w:r>
-              <w:rPr>
-                <w:rFonts w:ascii="Adani" w:hAnsi="Adani"/>
-                <w:b w:val="0"/>
-                <w:sz w:val="18"/>
-                <w:u w:val="none"/>
-              </w:rPr>
-              <w:t>U40104MH1987GOI149458</w:t>
-            </w:r>
-          </w:p>
-        </w:tc>
-        <w:tc>
-          <w:tcPr>
-            <w:tcW w:type="dxa" w:w="4252"/>
-            <w:shd w:val="clear" w:color="auto" w:fill="FFFFFF"/>
-            <w:tcBorders>
-              <w:top w:val="single" w:sz="4" w:space="0" w:color="000000"/>
-              <w:left w:val="single" w:sz="4" w:space="0" w:color="000000"/>
-              <w:bottom w:val="single" w:sz="4" w:space="0" w:color="000000"/>
-              <w:right w:val="single" w:sz="4" w:space="0" w:color="000000"/>
-            </w:tcBorders>
-            <w:vAlign w:val="center"/>
-          </w:tcPr>
-          <w:p>
-            <w:pPr>
-              <w:spacing w:before="40" w:after="40"/>
-              <w:jc w:val="left"/>
-            </w:pPr>
-            <w:r>
-              <w:rPr>
-                <w:rFonts w:ascii="Adani" w:hAnsi="Adani"/>
-                <w:b w:val="0"/>
-                <w:sz w:val="18"/>
-                <w:u w:val="none"/>
-              </w:rPr>
-              <w:t>NUCLEAR POWER CORPORATION OF INDIA LIMITED</w:t>
-            </w:r>
-          </w:p>
-        </w:tc>
-        <w:tc>
-          <w:tcPr>
-            <w:tcW w:type="dxa" w:w="1587"/>
-            <w:shd w:val="clear" w:color="auto" w:fill="FFFFFF"/>
-            <w:tcBorders>
-              <w:top w:val="single" w:sz="4" w:space="0" w:color="000000"/>
-              <w:left w:val="single" w:sz="4" w:space="0" w:color="000000"/>
-              <w:bottom w:val="single" w:sz="4" w:space="0" w:color="000000"/>
-              <w:right w:val="single" w:sz="4" w:space="0" w:color="000000"/>
-            </w:tcBorders>
-            <w:vAlign w:val="center"/>
-          </w:tcPr>
-          <w:p>
-            <w:pPr>
-              <w:spacing w:before="40" w:after="40"/>
-              <w:jc w:val="left"/>
-            </w:pPr>
-            <w:r>
-              <w:rPr>
-                <w:rFonts w:ascii="Adani" w:hAnsi="Adani"/>
-                <w:b w:val="0"/>
-                <w:sz w:val="18"/>
-                <w:u w:val="none"/>
-              </w:rPr>
-              <w:t>Director</w:t>
-            </w:r>
-          </w:p>
-        </w:tc>
-        <w:tc>
-          <w:tcPr>
-            <w:tcW w:type="dxa" w:w="1304"/>
-            <w:shd w:val="clear" w:color="auto" w:fill="FFFFFF"/>
-            <w:tcBorders>
-              <w:top w:val="single" w:sz="4" w:space="0" w:color="000000"/>
-              <w:left w:val="single" w:sz="4" w:space="0" w:color="000000"/>
-              <w:bottom w:val="single" w:sz="4" w:space="0" w:color="000000"/>
-              <w:right w:val="single" w:sz="4" w:space="0" w:color="000000"/>
-            </w:tcBorders>
-            <w:vAlign w:val="center"/>
-          </w:tcPr>
-          <w:p>
-            <w:pPr>
-              <w:spacing w:before="40" w:after="40"/>
-              <w:jc w:val="left"/>
-            </w:pPr>
-            <w:r>
-              <w:rPr>
-                <w:rFonts w:ascii="Adani" w:hAnsi="Adani"/>
-                <w:b w:val="0"/>
-                <w:sz w:val="18"/>
-                <w:u w:val="none"/>
-              </w:rPr>
-              <w:t>03/11/2015</w:t>
             </w:r>
           </w:p>
         </w:tc>

--- a/Backend/Director_Disclosure/Output_Disclosures/2024-25/IOT_UTKAL_ENERGY_SERVICES_LIMITED/MBP-1/MBP1_AJAI_KUMAR_02446976.docx
+++ b/Backend/Director_Disclosure/Output_Disclosures/2024-25/IOT_UTKAL_ENERGY_SERVICES_LIMITED/MBP-1/MBP1_AJAI_KUMAR_02446976.docx
@@ -2130,7 +2130,7 @@
                 <w:sz w:val="18"/>
                 <w:u w:val="none"/>
               </w:rPr>
-              <w:t>Date:   15th May, 2026</w:t>
+              <w:t>Date:   27th May, 2026</w:t>
             </w:r>
           </w:p>
         </w:tc>
@@ -3167,7 +3167,7 @@
                 <w:sz w:val="18"/>
                 <w:u w:val="none"/>
               </w:rPr>
-              <w:t>Date:   15th May, 2026</w:t>
+              <w:t>Date:   27th May, 2026</w:t>
             </w:r>
           </w:p>
         </w:tc>
@@ -3328,7 +3328,7 @@
           <w:sz w:val="20"/>
           <w:u w:val="none"/>
         </w:rPr>
-        <w:t>15th May, 2026</w:t>
+        <w:t>27th May, 2026</w:t>
       </w:r>
     </w:p>
     <w:p>

--- a/Backend/Director_Disclosure/Output_Disclosures/2024-25/IOT_UTKAL_ENERGY_SERVICES_LIMITED/MBP-1/MBP1_AJAI_KUMAR_02446976.docx
+++ b/Backend/Director_Disclosure/Output_Disclosures/2024-25/IOT_UTKAL_ENERGY_SERVICES_LIMITED/MBP-1/MBP1_AJAI_KUMAR_02446976.docx
@@ -559,7 +559,7 @@
                 <w:sz w:val="18"/>
                 <w:u w:val="none"/>
               </w:rPr>
-              <w:t>Additional Director</w:t>
+              <w:t>Director</w:t>
             </w:r>
           </w:p>
         </w:tc>
@@ -615,7 +615,7 @@
                 <w:sz w:val="18"/>
                 <w:u w:val="none"/>
               </w:rPr>
-              <w:t>03/02/2026</w:t>
+              <w:t>28/02/2026</w:t>
             </w:r>
           </w:p>
         </w:tc>
@@ -646,6 +646,290 @@
                 <w:u w:val="none"/>
               </w:rPr>
               <w:t>3</w:t>
+            </w:r>
+          </w:p>
+        </w:tc>
+        <w:tc>
+          <w:tcPr>
+            <w:tcW w:type="dxa" w:w="3969"/>
+            <w:shd w:val="clear" w:color="auto" w:fill="FFFFFF"/>
+            <w:tcBorders>
+              <w:top w:val="single" w:sz="4" w:space="0" w:color="000000"/>
+              <w:left w:val="single" w:sz="4" w:space="0" w:color="000000"/>
+              <w:bottom w:val="single" w:sz="4" w:space="0" w:color="000000"/>
+              <w:right w:val="single" w:sz="4" w:space="0" w:color="000000"/>
+            </w:tcBorders>
+            <w:vAlign w:val="center"/>
+          </w:tcPr>
+          <w:p>
+            <w:pPr>
+              <w:spacing w:before="40" w:after="40"/>
+              <w:jc w:val="left"/>
+            </w:pPr>
+            <w:r>
+              <w:rPr>
+                <w:rFonts w:ascii="Adani" w:hAnsi="Adani"/>
+                <w:b w:val="0"/>
+                <w:sz w:val="18"/>
+                <w:u w:val="none"/>
+              </w:rPr>
+              <w:t>ADANI PETRONET (DAHEJ) PORT LIMITED</w:t>
+            </w:r>
+          </w:p>
+        </w:tc>
+        <w:tc>
+          <w:tcPr>
+            <w:tcW w:type="dxa" w:w="1814"/>
+            <w:shd w:val="clear" w:color="auto" w:fill="FFFFFF"/>
+            <w:tcBorders>
+              <w:top w:val="single" w:sz="4" w:space="0" w:color="000000"/>
+              <w:left w:val="single" w:sz="4" w:space="0" w:color="000000"/>
+              <w:bottom w:val="single" w:sz="4" w:space="0" w:color="000000"/>
+              <w:right w:val="single" w:sz="4" w:space="0" w:color="000000"/>
+            </w:tcBorders>
+            <w:vAlign w:val="center"/>
+          </w:tcPr>
+          <w:p>
+            <w:pPr>
+              <w:spacing w:before="40" w:after="40"/>
+              <w:jc w:val="left"/>
+            </w:pPr>
+            <w:r>
+              <w:rPr>
+                <w:rFonts w:ascii="Adani" w:hAnsi="Adani"/>
+                <w:b w:val="0"/>
+                <w:sz w:val="18"/>
+                <w:u w:val="none"/>
+              </w:rPr>
+              <w:t>Director</w:t>
+            </w:r>
+          </w:p>
+        </w:tc>
+        <w:tc>
+          <w:tcPr>
+            <w:tcW w:type="dxa" w:w="1020"/>
+            <w:shd w:val="clear" w:color="auto" w:fill="FFFFFF"/>
+            <w:tcBorders>
+              <w:top w:val="single" w:sz="4" w:space="0" w:color="000000"/>
+              <w:left w:val="single" w:sz="4" w:space="0" w:color="000000"/>
+              <w:bottom w:val="single" w:sz="4" w:space="0" w:color="000000"/>
+              <w:right w:val="single" w:sz="4" w:space="0" w:color="000000"/>
+            </w:tcBorders>
+            <w:vAlign w:val="center"/>
+          </w:tcPr>
+          <w:p>
+            <w:pPr>
+              <w:spacing w:before="40" w:after="40"/>
+              <w:jc w:val="left"/>
+            </w:pPr>
+            <w:r>
+              <w:rPr>
+                <w:rFonts w:ascii="Adani" w:hAnsi="Adani"/>
+                <w:b w:val="0"/>
+                <w:sz w:val="18"/>
+                <w:u w:val="none"/>
+              </w:rPr>
+              <w:t>NIL</w:t>
+            </w:r>
+          </w:p>
+        </w:tc>
+        <w:tc>
+          <w:tcPr>
+            <w:tcW w:type="dxa" w:w="1247"/>
+            <w:shd w:val="clear" w:color="auto" w:fill="FFFFFF"/>
+            <w:tcBorders>
+              <w:top w:val="single" w:sz="4" w:space="0" w:color="000000"/>
+              <w:left w:val="single" w:sz="4" w:space="0" w:color="000000"/>
+              <w:bottom w:val="single" w:sz="4" w:space="0" w:color="000000"/>
+              <w:right w:val="single" w:sz="4" w:space="0" w:color="000000"/>
+            </w:tcBorders>
+            <w:vAlign w:val="center"/>
+          </w:tcPr>
+          <w:p>
+            <w:pPr>
+              <w:spacing w:before="40" w:after="40"/>
+              <w:jc w:val="left"/>
+            </w:pPr>
+            <w:r>
+              <w:rPr>
+                <w:rFonts w:ascii="Adani" w:hAnsi="Adani"/>
+                <w:b w:val="0"/>
+                <w:sz w:val="18"/>
+                <w:u w:val="none"/>
+              </w:rPr>
+              <w:t>23/06/2025</w:t>
+            </w:r>
+          </w:p>
+        </w:tc>
+      </w:tr>
+      <w:tr>
+        <w:tc>
+          <w:tcPr>
+            <w:tcW w:type="dxa" w:w="680"/>
+            <w:shd w:val="clear" w:color="auto" w:fill="FFFFFF"/>
+            <w:tcBorders>
+              <w:top w:val="single" w:sz="4" w:space="0" w:color="000000"/>
+              <w:left w:val="single" w:sz="4" w:space="0" w:color="000000"/>
+              <w:bottom w:val="single" w:sz="4" w:space="0" w:color="000000"/>
+              <w:right w:val="single" w:sz="4" w:space="0" w:color="000000"/>
+            </w:tcBorders>
+            <w:vAlign w:val="center"/>
+          </w:tcPr>
+          <w:p>
+            <w:pPr>
+              <w:spacing w:before="40" w:after="40"/>
+              <w:jc w:val="left"/>
+            </w:pPr>
+            <w:r>
+              <w:rPr>
+                <w:rFonts w:ascii="Adani" w:hAnsi="Adani"/>
+                <w:b w:val="0"/>
+                <w:sz w:val="18"/>
+                <w:u w:val="none"/>
+              </w:rPr>
+              <w:t>4</w:t>
+            </w:r>
+          </w:p>
+        </w:tc>
+        <w:tc>
+          <w:tcPr>
+            <w:tcW w:type="dxa" w:w="3969"/>
+            <w:shd w:val="clear" w:color="auto" w:fill="FFFFFF"/>
+            <w:tcBorders>
+              <w:top w:val="single" w:sz="4" w:space="0" w:color="000000"/>
+              <w:left w:val="single" w:sz="4" w:space="0" w:color="000000"/>
+              <w:bottom w:val="single" w:sz="4" w:space="0" w:color="000000"/>
+              <w:right w:val="single" w:sz="4" w:space="0" w:color="000000"/>
+            </w:tcBorders>
+            <w:vAlign w:val="center"/>
+          </w:tcPr>
+          <w:p>
+            <w:pPr>
+              <w:spacing w:before="40" w:after="40"/>
+              <w:jc w:val="left"/>
+            </w:pPr>
+            <w:r>
+              <w:rPr>
+                <w:rFonts w:ascii="Adani" w:hAnsi="Adani"/>
+                <w:b w:val="0"/>
+                <w:sz w:val="18"/>
+                <w:u w:val="none"/>
+              </w:rPr>
+              <w:t>AUTHUM INVESTMENT &amp; INFRASTRUCTURE LIMITED</w:t>
+            </w:r>
+          </w:p>
+        </w:tc>
+        <w:tc>
+          <w:tcPr>
+            <w:tcW w:type="dxa" w:w="1814"/>
+            <w:shd w:val="clear" w:color="auto" w:fill="FFFFFF"/>
+            <w:tcBorders>
+              <w:top w:val="single" w:sz="4" w:space="0" w:color="000000"/>
+              <w:left w:val="single" w:sz="4" w:space="0" w:color="000000"/>
+              <w:bottom w:val="single" w:sz="4" w:space="0" w:color="000000"/>
+              <w:right w:val="single" w:sz="4" w:space="0" w:color="000000"/>
+            </w:tcBorders>
+            <w:vAlign w:val="center"/>
+          </w:tcPr>
+          <w:p>
+            <w:pPr>
+              <w:spacing w:before="40" w:after="40"/>
+              <w:jc w:val="left"/>
+            </w:pPr>
+            <w:r>
+              <w:rPr>
+                <w:rFonts w:ascii="Adani" w:hAnsi="Adani"/>
+                <w:b w:val="0"/>
+                <w:sz w:val="18"/>
+                <w:u w:val="none"/>
+              </w:rPr>
+              <w:t>Director</w:t>
+            </w:r>
+          </w:p>
+        </w:tc>
+        <w:tc>
+          <w:tcPr>
+            <w:tcW w:type="dxa" w:w="1020"/>
+            <w:shd w:val="clear" w:color="auto" w:fill="FFFFFF"/>
+            <w:tcBorders>
+              <w:top w:val="single" w:sz="4" w:space="0" w:color="000000"/>
+              <w:left w:val="single" w:sz="4" w:space="0" w:color="000000"/>
+              <w:bottom w:val="single" w:sz="4" w:space="0" w:color="000000"/>
+              <w:right w:val="single" w:sz="4" w:space="0" w:color="000000"/>
+            </w:tcBorders>
+            <w:vAlign w:val="center"/>
+          </w:tcPr>
+          <w:p>
+            <w:pPr>
+              <w:spacing w:before="40" w:after="40"/>
+              <w:jc w:val="left"/>
+            </w:pPr>
+            <w:r>
+              <w:rPr>
+                <w:rFonts w:ascii="Adani" w:hAnsi="Adani"/>
+                <w:b w:val="0"/>
+                <w:sz w:val="18"/>
+                <w:u w:val="none"/>
+              </w:rPr>
+              <w:t>NIL</w:t>
+            </w:r>
+          </w:p>
+        </w:tc>
+        <w:tc>
+          <w:tcPr>
+            <w:tcW w:type="dxa" w:w="1247"/>
+            <w:shd w:val="clear" w:color="auto" w:fill="FFFFFF"/>
+            <w:tcBorders>
+              <w:top w:val="single" w:sz="4" w:space="0" w:color="000000"/>
+              <w:left w:val="single" w:sz="4" w:space="0" w:color="000000"/>
+              <w:bottom w:val="single" w:sz="4" w:space="0" w:color="000000"/>
+              <w:right w:val="single" w:sz="4" w:space="0" w:color="000000"/>
+            </w:tcBorders>
+            <w:vAlign w:val="center"/>
+          </w:tcPr>
+          <w:p>
+            <w:pPr>
+              <w:spacing w:before="40" w:after="40"/>
+              <w:jc w:val="left"/>
+            </w:pPr>
+            <w:r>
+              <w:rPr>
+                <w:rFonts w:ascii="Adani" w:hAnsi="Adani"/>
+                <w:b w:val="0"/>
+                <w:sz w:val="18"/>
+                <w:u w:val="none"/>
+              </w:rPr>
+              <w:t>10/04/2025</w:t>
+            </w:r>
+          </w:p>
+        </w:tc>
+      </w:tr>
+      <w:tr>
+        <w:tc>
+          <w:tcPr>
+            <w:tcW w:type="dxa" w:w="680"/>
+            <w:shd w:val="clear" w:color="auto" w:fill="FFFFFF"/>
+            <w:tcBorders>
+              <w:top w:val="single" w:sz="4" w:space="0" w:color="000000"/>
+              <w:left w:val="single" w:sz="4" w:space="0" w:color="000000"/>
+              <w:bottom w:val="single" w:sz="4" w:space="0" w:color="000000"/>
+              <w:right w:val="single" w:sz="4" w:space="0" w:color="000000"/>
+            </w:tcBorders>
+            <w:vAlign w:val="center"/>
+          </w:tcPr>
+          <w:p>
+            <w:pPr>
+              <w:spacing w:before="40" w:after="40"/>
+              <w:jc w:val="left"/>
+            </w:pPr>
+            <w:r>
+              <w:rPr>
+                <w:rFonts w:ascii="Adani" w:hAnsi="Adani"/>
+                <w:b w:val="0"/>
+                <w:sz w:val="18"/>
+                <w:u w:val="none"/>
+              </w:rPr>
+              <w:t>5</w:t>
             </w:r>
           </w:p>
         </w:tc>
@@ -787,149 +1071,7 @@
                 <w:sz w:val="18"/>
                 <w:u w:val="none"/>
               </w:rPr>
-              <w:t>4</w:t>
-            </w:r>
-          </w:p>
-        </w:tc>
-        <w:tc>
-          <w:tcPr>
-            <w:tcW w:type="dxa" w:w="3969"/>
-            <w:shd w:val="clear" w:color="auto" w:fill="FFFFFF"/>
-            <w:tcBorders>
-              <w:top w:val="single" w:sz="4" w:space="0" w:color="000000"/>
-              <w:left w:val="single" w:sz="4" w:space="0" w:color="000000"/>
-              <w:bottom w:val="single" w:sz="4" w:space="0" w:color="000000"/>
-              <w:right w:val="single" w:sz="4" w:space="0" w:color="000000"/>
-            </w:tcBorders>
-            <w:vAlign w:val="center"/>
-          </w:tcPr>
-          <w:p>
-            <w:pPr>
-              <w:spacing w:before="40" w:after="40"/>
-              <w:jc w:val="left"/>
-            </w:pPr>
-            <w:r>
-              <w:rPr>
-                <w:rFonts w:ascii="Adani" w:hAnsi="Adani"/>
-                <w:b w:val="0"/>
-                <w:sz w:val="18"/>
-                <w:u w:val="none"/>
-              </w:rPr>
-              <w:t>AUTHUM INVESTMENT &amp; INFRASTRUCTURE LIMITED</w:t>
-            </w:r>
-          </w:p>
-        </w:tc>
-        <w:tc>
-          <w:tcPr>
-            <w:tcW w:type="dxa" w:w="1814"/>
-            <w:shd w:val="clear" w:color="auto" w:fill="FFFFFF"/>
-            <w:tcBorders>
-              <w:top w:val="single" w:sz="4" w:space="0" w:color="000000"/>
-              <w:left w:val="single" w:sz="4" w:space="0" w:color="000000"/>
-              <w:bottom w:val="single" w:sz="4" w:space="0" w:color="000000"/>
-              <w:right w:val="single" w:sz="4" w:space="0" w:color="000000"/>
-            </w:tcBorders>
-            <w:vAlign w:val="center"/>
-          </w:tcPr>
-          <w:p>
-            <w:pPr>
-              <w:spacing w:before="40" w:after="40"/>
-              <w:jc w:val="left"/>
-            </w:pPr>
-            <w:r>
-              <w:rPr>
-                <w:rFonts w:ascii="Adani" w:hAnsi="Adani"/>
-                <w:b w:val="0"/>
-                <w:sz w:val="18"/>
-                <w:u w:val="none"/>
-              </w:rPr>
-              <w:t>Additional Director</w:t>
-            </w:r>
-          </w:p>
-        </w:tc>
-        <w:tc>
-          <w:tcPr>
-            <w:tcW w:type="dxa" w:w="1020"/>
-            <w:shd w:val="clear" w:color="auto" w:fill="FFFFFF"/>
-            <w:tcBorders>
-              <w:top w:val="single" w:sz="4" w:space="0" w:color="000000"/>
-              <w:left w:val="single" w:sz="4" w:space="0" w:color="000000"/>
-              <w:bottom w:val="single" w:sz="4" w:space="0" w:color="000000"/>
-              <w:right w:val="single" w:sz="4" w:space="0" w:color="000000"/>
-            </w:tcBorders>
-            <w:vAlign w:val="center"/>
-          </w:tcPr>
-          <w:p>
-            <w:pPr>
-              <w:spacing w:before="40" w:after="40"/>
-              <w:jc w:val="left"/>
-            </w:pPr>
-            <w:r>
-              <w:rPr>
-                <w:rFonts w:ascii="Adani" w:hAnsi="Adani"/>
-                <w:b w:val="0"/>
-                <w:sz w:val="18"/>
-                <w:u w:val="none"/>
-              </w:rPr>
-              <w:t>NIL</w:t>
-            </w:r>
-          </w:p>
-        </w:tc>
-        <w:tc>
-          <w:tcPr>
-            <w:tcW w:type="dxa" w:w="1247"/>
-            <w:shd w:val="clear" w:color="auto" w:fill="FFFFFF"/>
-            <w:tcBorders>
-              <w:top w:val="single" w:sz="4" w:space="0" w:color="000000"/>
-              <w:left w:val="single" w:sz="4" w:space="0" w:color="000000"/>
-              <w:bottom w:val="single" w:sz="4" w:space="0" w:color="000000"/>
-              <w:right w:val="single" w:sz="4" w:space="0" w:color="000000"/>
-            </w:tcBorders>
-            <w:vAlign w:val="center"/>
-          </w:tcPr>
-          <w:p>
-            <w:pPr>
-              <w:spacing w:before="40" w:after="40"/>
-              <w:jc w:val="left"/>
-            </w:pPr>
-            <w:r>
-              <w:rPr>
-                <w:rFonts w:ascii="Adani" w:hAnsi="Adani"/>
-                <w:b w:val="0"/>
-                <w:sz w:val="18"/>
-                <w:u w:val="none"/>
-              </w:rPr>
-              <w:t>15/01/2025</w:t>
-            </w:r>
-          </w:p>
-        </w:tc>
-      </w:tr>
-      <w:tr>
-        <w:tc>
-          <w:tcPr>
-            <w:tcW w:type="dxa" w:w="680"/>
-            <w:shd w:val="clear" w:color="auto" w:fill="FFFFFF"/>
-            <w:tcBorders>
-              <w:top w:val="single" w:sz="4" w:space="0" w:color="000000"/>
-              <w:left w:val="single" w:sz="4" w:space="0" w:color="000000"/>
-              <w:bottom w:val="single" w:sz="4" w:space="0" w:color="000000"/>
-              <w:right w:val="single" w:sz="4" w:space="0" w:color="000000"/>
-            </w:tcBorders>
-            <w:vAlign w:val="center"/>
-          </w:tcPr>
-          <w:p>
-            <w:pPr>
-              <w:spacing w:before="40" w:after="40"/>
-              <w:jc w:val="left"/>
-            </w:pPr>
-            <w:r>
-              <w:rPr>
-                <w:rFonts w:ascii="Adani" w:hAnsi="Adani"/>
-                <w:b w:val="0"/>
-                <w:sz w:val="18"/>
-                <w:u w:val="none"/>
-              </w:rPr>
-              <w:t>5</w:t>
+              <w:t>6</w:t>
             </w:r>
           </w:p>
         </w:tc>
@@ -1042,148 +1184,6 @@
                 <w:u w:val="none"/>
               </w:rPr>
               <w:t>14/08/2024</w:t>
-            </w:r>
-          </w:p>
-        </w:tc>
-      </w:tr>
-      <w:tr>
-        <w:tc>
-          <w:tcPr>
-            <w:tcW w:type="dxa" w:w="680"/>
-            <w:shd w:val="clear" w:color="auto" w:fill="FFFFFF"/>
-            <w:tcBorders>
-              <w:top w:val="single" w:sz="4" w:space="0" w:color="000000"/>
-              <w:left w:val="single" w:sz="4" w:space="0" w:color="000000"/>
-              <w:bottom w:val="single" w:sz="4" w:space="0" w:color="000000"/>
-              <w:right w:val="single" w:sz="4" w:space="0" w:color="000000"/>
-            </w:tcBorders>
-            <w:vAlign w:val="center"/>
-          </w:tcPr>
-          <w:p>
-            <w:pPr>
-              <w:spacing w:before="40" w:after="40"/>
-              <w:jc w:val="left"/>
-            </w:pPr>
-            <w:r>
-              <w:rPr>
-                <w:rFonts w:ascii="Adani" w:hAnsi="Adani"/>
-                <w:b w:val="0"/>
-                <w:sz w:val="18"/>
-                <w:u w:val="none"/>
-              </w:rPr>
-              <w:t>6</w:t>
-            </w:r>
-          </w:p>
-        </w:tc>
-        <w:tc>
-          <w:tcPr>
-            <w:tcW w:type="dxa" w:w="3969"/>
-            <w:shd w:val="clear" w:color="auto" w:fill="FFFFFF"/>
-            <w:tcBorders>
-              <w:top w:val="single" w:sz="4" w:space="0" w:color="000000"/>
-              <w:left w:val="single" w:sz="4" w:space="0" w:color="000000"/>
-              <w:bottom w:val="single" w:sz="4" w:space="0" w:color="000000"/>
-              <w:right w:val="single" w:sz="4" w:space="0" w:color="000000"/>
-            </w:tcBorders>
-            <w:vAlign w:val="center"/>
-          </w:tcPr>
-          <w:p>
-            <w:pPr>
-              <w:spacing w:before="40" w:after="40"/>
-              <w:jc w:val="left"/>
-            </w:pPr>
-            <w:r>
-              <w:rPr>
-                <w:rFonts w:ascii="Adani" w:hAnsi="Adani"/>
-                <w:b w:val="0"/>
-                <w:sz w:val="18"/>
-                <w:u w:val="none"/>
-              </w:rPr>
-              <w:t>ADANI PETRONET (DAHEJ) PORT LIMITED</w:t>
-            </w:r>
-          </w:p>
-        </w:tc>
-        <w:tc>
-          <w:tcPr>
-            <w:tcW w:type="dxa" w:w="1814"/>
-            <w:shd w:val="clear" w:color="auto" w:fill="FFFFFF"/>
-            <w:tcBorders>
-              <w:top w:val="single" w:sz="4" w:space="0" w:color="000000"/>
-              <w:left w:val="single" w:sz="4" w:space="0" w:color="000000"/>
-              <w:bottom w:val="single" w:sz="4" w:space="0" w:color="000000"/>
-              <w:right w:val="single" w:sz="4" w:space="0" w:color="000000"/>
-            </w:tcBorders>
-            <w:vAlign w:val="center"/>
-          </w:tcPr>
-          <w:p>
-            <w:pPr>
-              <w:spacing w:before="40" w:after="40"/>
-              <w:jc w:val="left"/>
-            </w:pPr>
-            <w:r>
-              <w:rPr>
-                <w:rFonts w:ascii="Adani" w:hAnsi="Adani"/>
-                <w:b w:val="0"/>
-                <w:sz w:val="18"/>
-                <w:u w:val="none"/>
-              </w:rPr>
-              <w:t>Additional Director</w:t>
-            </w:r>
-          </w:p>
-        </w:tc>
-        <w:tc>
-          <w:tcPr>
-            <w:tcW w:type="dxa" w:w="1020"/>
-            <w:shd w:val="clear" w:color="auto" w:fill="FFFFFF"/>
-            <w:tcBorders>
-              <w:top w:val="single" w:sz="4" w:space="0" w:color="000000"/>
-              <w:left w:val="single" w:sz="4" w:space="0" w:color="000000"/>
-              <w:bottom w:val="single" w:sz="4" w:space="0" w:color="000000"/>
-              <w:right w:val="single" w:sz="4" w:space="0" w:color="000000"/>
-            </w:tcBorders>
-            <w:vAlign w:val="center"/>
-          </w:tcPr>
-          <w:p>
-            <w:pPr>
-              <w:spacing w:before="40" w:after="40"/>
-              <w:jc w:val="left"/>
-            </w:pPr>
-            <w:r>
-              <w:rPr>
-                <w:rFonts w:ascii="Adani" w:hAnsi="Adani"/>
-                <w:b w:val="0"/>
-                <w:sz w:val="18"/>
-                <w:u w:val="none"/>
-              </w:rPr>
-              <w:t>NIL</w:t>
-            </w:r>
-          </w:p>
-        </w:tc>
-        <w:tc>
-          <w:tcPr>
-            <w:tcW w:type="dxa" w:w="1247"/>
-            <w:shd w:val="clear" w:color="auto" w:fill="FFFFFF"/>
-            <w:tcBorders>
-              <w:top w:val="single" w:sz="4" w:space="0" w:color="000000"/>
-              <w:left w:val="single" w:sz="4" w:space="0" w:color="000000"/>
-              <w:bottom w:val="single" w:sz="4" w:space="0" w:color="000000"/>
-              <w:right w:val="single" w:sz="4" w:space="0" w:color="000000"/>
-            </w:tcBorders>
-            <w:vAlign w:val="center"/>
-          </w:tcPr>
-          <w:p>
-            <w:pPr>
-              <w:spacing w:before="40" w:after="40"/>
-              <w:jc w:val="left"/>
-            </w:pPr>
-            <w:r>
-              <w:rPr>
-                <w:rFonts w:ascii="Adani" w:hAnsi="Adani"/>
-                <w:b w:val="0"/>
-                <w:sz w:val="18"/>
-                <w:u w:val="none"/>
-              </w:rPr>
-              <w:t>25/07/2024</w:t>
             </w:r>
           </w:p>
         </w:tc>
@@ -1837,7 +1837,7 @@
                 <w:sz w:val="18"/>
                 <w:u w:val="none"/>
               </w:rPr>
-              <w:t>Additional Director</w:t>
+              <w:t>Director</w:t>
             </w:r>
           </w:p>
         </w:tc>
@@ -1893,7 +1893,7 @@
                 <w:sz w:val="18"/>
                 <w:u w:val="none"/>
               </w:rPr>
-              <w:t>27/09/2019</w:t>
+              <w:t>24/12/2020</w:t>
             </w:r>
           </w:p>
         </w:tc>
@@ -2130,7 +2130,7 @@
                 <w:sz w:val="18"/>
                 <w:u w:val="none"/>
               </w:rPr>
-              <w:t>Date:   27th May, 2026</w:t>
+              <w:t>Date:   09th June, 2026</w:t>
             </w:r>
           </w:p>
         </w:tc>
@@ -3167,7 +3167,7 @@
                 <w:sz w:val="18"/>
                 <w:u w:val="none"/>
               </w:rPr>
-              <w:t>Date:   27th May, 2026</w:t>
+              <w:t>Date:   09th June, 2026</w:t>
             </w:r>
           </w:p>
         </w:tc>
@@ -3328,7 +3328,7 @@
           <w:sz w:val="20"/>
           <w:u w:val="none"/>
         </w:rPr>
-        <w:t>27th May, 2026</w:t>
+        <w:t>09th June, 2026</w:t>
       </w:r>
     </w:p>
     <w:p>
@@ -3403,7 +3403,7 @@
           <w:sz w:val="20"/>
           <w:u w:val="none"/>
         </w:rPr>
-        <w:t>DELPHI WORLD MONEY LIMITED</w:t>
+        <w:t>ADANI PETRONET (DAHEJ) PORT LIMITED</w:t>
       </w:r>
     </w:p>
     <w:p>
@@ -3433,7 +3433,7 @@
           <w:sz w:val="20"/>
           <w:u w:val="none"/>
         </w:rPr>
-        <w:t>NUKLEUS OFFICE SOLUTIONS LIMITED</w:t>
+        <w:t>DELPHI WORLD MONEY LIMITED</w:t>
       </w:r>
     </w:p>
     <w:p>
@@ -3448,7 +3448,7 @@
           <w:sz w:val="20"/>
           <w:u w:val="none"/>
         </w:rPr>
-        <w:t>ADANI PETRONET (DAHEJ) PORT LIMITED</w:t>
+        <w:t>NUKLEUS OFFICE SOLUTIONS LIMITED</w:t>
       </w:r>
     </w:p>
     <w:p>
@@ -3599,7 +3599,7 @@
           <w:sz w:val="20"/>
           <w:u w:val="none"/>
         </w:rPr>
-        <w:t>DELPHI WORLD MONEY LIMITED</w:t>
+        <w:t>ADANI PETRONET (DAHEJ) PORT LIMITED</w:t>
       </w:r>
     </w:p>
     <w:p>
@@ -3629,7 +3629,7 @@
           <w:sz w:val="20"/>
           <w:u w:val="none"/>
         </w:rPr>
-        <w:t>NUKLEUS OFFICE SOLUTIONS LIMITED</w:t>
+        <w:t>DELPHI WORLD MONEY LIMITED</w:t>
       </w:r>
     </w:p>
     <w:p>
@@ -3644,7 +3644,7 @@
           <w:sz w:val="20"/>
           <w:u w:val="none"/>
         </w:rPr>
-        <w:t>ADANI PETRONET (DAHEJ) PORT LIMITED</w:t>
+        <w:t>NUKLEUS OFFICE SOLUTIONS LIMITED</w:t>
       </w:r>
     </w:p>
     <w:p>
@@ -4884,7 +4884,7 @@
                 <w:sz w:val="18"/>
                 <w:u w:val="none"/>
               </w:rPr>
-              <w:t>Additional Director</w:t>
+              <w:t>Director</w:t>
             </w:r>
           </w:p>
         </w:tc>
@@ -4912,7 +4912,235 @@
                 <w:sz w:val="18"/>
                 <w:u w:val="none"/>
               </w:rPr>
-              <w:t>03/02/2026</w:t>
+              <w:t>28/02/2026</w:t>
+            </w:r>
+          </w:p>
+        </w:tc>
+      </w:tr>
+      <w:tr>
+        <w:tc>
+          <w:tcPr>
+            <w:tcW w:type="dxa" w:w="2268"/>
+            <w:shd w:val="clear" w:color="auto" w:fill="FFFFFF"/>
+            <w:tcBorders>
+              <w:top w:val="single" w:sz="4" w:space="0" w:color="000000"/>
+              <w:left w:val="single" w:sz="4" w:space="0" w:color="000000"/>
+              <w:bottom w:val="single" w:sz="4" w:space="0" w:color="000000"/>
+              <w:right w:val="single" w:sz="4" w:space="0" w:color="000000"/>
+            </w:tcBorders>
+            <w:vAlign w:val="center"/>
+          </w:tcPr>
+          <w:p>
+            <w:pPr>
+              <w:spacing w:before="40" w:after="40"/>
+              <w:jc w:val="left"/>
+            </w:pPr>
+            <w:r>
+              <w:rPr>
+                <w:rFonts w:ascii="Adani" w:hAnsi="Adani"/>
+                <w:b w:val="0"/>
+                <w:sz w:val="18"/>
+                <w:u w:val="none"/>
+              </w:rPr>
+              <w:t>U63012GJ2003PLC041919</w:t>
+            </w:r>
+          </w:p>
+        </w:tc>
+        <w:tc>
+          <w:tcPr>
+            <w:tcW w:type="dxa" w:w="4252"/>
+            <w:shd w:val="clear" w:color="auto" w:fill="FFFFFF"/>
+            <w:tcBorders>
+              <w:top w:val="single" w:sz="4" w:space="0" w:color="000000"/>
+              <w:left w:val="single" w:sz="4" w:space="0" w:color="000000"/>
+              <w:bottom w:val="single" w:sz="4" w:space="0" w:color="000000"/>
+              <w:right w:val="single" w:sz="4" w:space="0" w:color="000000"/>
+            </w:tcBorders>
+            <w:vAlign w:val="center"/>
+          </w:tcPr>
+          <w:p>
+            <w:pPr>
+              <w:spacing w:before="40" w:after="40"/>
+              <w:jc w:val="left"/>
+            </w:pPr>
+            <w:r>
+              <w:rPr>
+                <w:rFonts w:ascii="Adani" w:hAnsi="Adani"/>
+                <w:b w:val="0"/>
+                <w:sz w:val="18"/>
+                <w:u w:val="none"/>
+              </w:rPr>
+              <w:t>ADANI PETRONET (DAHEJ) PORT LIMITED</w:t>
+            </w:r>
+          </w:p>
+        </w:tc>
+        <w:tc>
+          <w:tcPr>
+            <w:tcW w:type="dxa" w:w="1587"/>
+            <w:shd w:val="clear" w:color="auto" w:fill="FFFFFF"/>
+            <w:tcBorders>
+              <w:top w:val="single" w:sz="4" w:space="0" w:color="000000"/>
+              <w:left w:val="single" w:sz="4" w:space="0" w:color="000000"/>
+              <w:bottom w:val="single" w:sz="4" w:space="0" w:color="000000"/>
+              <w:right w:val="single" w:sz="4" w:space="0" w:color="000000"/>
+            </w:tcBorders>
+            <w:vAlign w:val="center"/>
+          </w:tcPr>
+          <w:p>
+            <w:pPr>
+              <w:spacing w:before="40" w:after="40"/>
+              <w:jc w:val="left"/>
+            </w:pPr>
+            <w:r>
+              <w:rPr>
+                <w:rFonts w:ascii="Adani" w:hAnsi="Adani"/>
+                <w:b w:val="0"/>
+                <w:sz w:val="18"/>
+                <w:u w:val="none"/>
+              </w:rPr>
+              <w:t>Director</w:t>
+            </w:r>
+          </w:p>
+        </w:tc>
+        <w:tc>
+          <w:tcPr>
+            <w:tcW w:type="dxa" w:w="1304"/>
+            <w:shd w:val="clear" w:color="auto" w:fill="FFFFFF"/>
+            <w:tcBorders>
+              <w:top w:val="single" w:sz="4" w:space="0" w:color="000000"/>
+              <w:left w:val="single" w:sz="4" w:space="0" w:color="000000"/>
+              <w:bottom w:val="single" w:sz="4" w:space="0" w:color="000000"/>
+              <w:right w:val="single" w:sz="4" w:space="0" w:color="000000"/>
+            </w:tcBorders>
+            <w:vAlign w:val="center"/>
+          </w:tcPr>
+          <w:p>
+            <w:pPr>
+              <w:spacing w:before="40" w:after="40"/>
+              <w:jc w:val="left"/>
+            </w:pPr>
+            <w:r>
+              <w:rPr>
+                <w:rFonts w:ascii="Adani" w:hAnsi="Adani"/>
+                <w:b w:val="0"/>
+                <w:sz w:val="18"/>
+                <w:u w:val="none"/>
+              </w:rPr>
+              <w:t>23/06/2025</w:t>
+            </w:r>
+          </w:p>
+        </w:tc>
+      </w:tr>
+      <w:tr>
+        <w:tc>
+          <w:tcPr>
+            <w:tcW w:type="dxa" w:w="2268"/>
+            <w:shd w:val="clear" w:color="auto" w:fill="FFFFFF"/>
+            <w:tcBorders>
+              <w:top w:val="single" w:sz="4" w:space="0" w:color="000000"/>
+              <w:left w:val="single" w:sz="4" w:space="0" w:color="000000"/>
+              <w:bottom w:val="single" w:sz="4" w:space="0" w:color="000000"/>
+              <w:right w:val="single" w:sz="4" w:space="0" w:color="000000"/>
+            </w:tcBorders>
+            <w:vAlign w:val="center"/>
+          </w:tcPr>
+          <w:p>
+            <w:pPr>
+              <w:spacing w:before="40" w:after="40"/>
+              <w:jc w:val="left"/>
+            </w:pPr>
+            <w:r>
+              <w:rPr>
+                <w:rFonts w:ascii="Adani" w:hAnsi="Adani"/>
+                <w:b w:val="0"/>
+                <w:sz w:val="18"/>
+                <w:u w:val="none"/>
+              </w:rPr>
+              <w:t>L51109MH1982PLC319008</w:t>
+            </w:r>
+          </w:p>
+        </w:tc>
+        <w:tc>
+          <w:tcPr>
+            <w:tcW w:type="dxa" w:w="4252"/>
+            <w:shd w:val="clear" w:color="auto" w:fill="FFFFFF"/>
+            <w:tcBorders>
+              <w:top w:val="single" w:sz="4" w:space="0" w:color="000000"/>
+              <w:left w:val="single" w:sz="4" w:space="0" w:color="000000"/>
+              <w:bottom w:val="single" w:sz="4" w:space="0" w:color="000000"/>
+              <w:right w:val="single" w:sz="4" w:space="0" w:color="000000"/>
+            </w:tcBorders>
+            <w:vAlign w:val="center"/>
+          </w:tcPr>
+          <w:p>
+            <w:pPr>
+              <w:spacing w:before="40" w:after="40"/>
+              <w:jc w:val="left"/>
+            </w:pPr>
+            <w:r>
+              <w:rPr>
+                <w:rFonts w:ascii="Adani" w:hAnsi="Adani"/>
+                <w:b w:val="0"/>
+                <w:sz w:val="18"/>
+                <w:u w:val="none"/>
+              </w:rPr>
+              <w:t>AUTHUM INVESTMENT &amp; INFRASTRUCTURE LIMITED</w:t>
+            </w:r>
+          </w:p>
+        </w:tc>
+        <w:tc>
+          <w:tcPr>
+            <w:tcW w:type="dxa" w:w="1587"/>
+            <w:shd w:val="clear" w:color="auto" w:fill="FFFFFF"/>
+            <w:tcBorders>
+              <w:top w:val="single" w:sz="4" w:space="0" w:color="000000"/>
+              <w:left w:val="single" w:sz="4" w:space="0" w:color="000000"/>
+              <w:bottom w:val="single" w:sz="4" w:space="0" w:color="000000"/>
+              <w:right w:val="single" w:sz="4" w:space="0" w:color="000000"/>
+            </w:tcBorders>
+            <w:vAlign w:val="center"/>
+          </w:tcPr>
+          <w:p>
+            <w:pPr>
+              <w:spacing w:before="40" w:after="40"/>
+              <w:jc w:val="left"/>
+            </w:pPr>
+            <w:r>
+              <w:rPr>
+                <w:rFonts w:ascii="Adani" w:hAnsi="Adani"/>
+                <w:b w:val="0"/>
+                <w:sz w:val="18"/>
+                <w:u w:val="none"/>
+              </w:rPr>
+              <w:t>Director</w:t>
+            </w:r>
+          </w:p>
+        </w:tc>
+        <w:tc>
+          <w:tcPr>
+            <w:tcW w:type="dxa" w:w="1304"/>
+            <w:shd w:val="clear" w:color="auto" w:fill="FFFFFF"/>
+            <w:tcBorders>
+              <w:top w:val="single" w:sz="4" w:space="0" w:color="000000"/>
+              <w:left w:val="single" w:sz="4" w:space="0" w:color="000000"/>
+              <w:bottom w:val="single" w:sz="4" w:space="0" w:color="000000"/>
+              <w:right w:val="single" w:sz="4" w:space="0" w:color="000000"/>
+            </w:tcBorders>
+            <w:vAlign w:val="center"/>
+          </w:tcPr>
+          <w:p>
+            <w:pPr>
+              <w:spacing w:before="40" w:after="40"/>
+              <w:jc w:val="left"/>
+            </w:pPr>
+            <w:r>
+              <w:rPr>
+                <w:rFonts w:ascii="Adani" w:hAnsi="Adani"/>
+                <w:b w:val="0"/>
+                <w:sz w:val="18"/>
+                <w:u w:val="none"/>
+              </w:rPr>
+              <w:t>10/04/2025</w:t>
             </w:r>
           </w:p>
         </w:tc>
@@ -5056,120 +5284,6 @@
                 <w:sz w:val="18"/>
                 <w:u w:val="none"/>
               </w:rPr>
-              <w:t>L51109MH1982PLC319008</w:t>
-            </w:r>
-          </w:p>
-        </w:tc>
-        <w:tc>
-          <w:tcPr>
-            <w:tcW w:type="dxa" w:w="4252"/>
-            <w:shd w:val="clear" w:color="auto" w:fill="FFFFFF"/>
-            <w:tcBorders>
-              <w:top w:val="single" w:sz="4" w:space="0" w:color="000000"/>
-              <w:left w:val="single" w:sz="4" w:space="0" w:color="000000"/>
-              <w:bottom w:val="single" w:sz="4" w:space="0" w:color="000000"/>
-              <w:right w:val="single" w:sz="4" w:space="0" w:color="000000"/>
-            </w:tcBorders>
-            <w:vAlign w:val="center"/>
-          </w:tcPr>
-          <w:p>
-            <w:pPr>
-              <w:spacing w:before="40" w:after="40"/>
-              <w:jc w:val="left"/>
-            </w:pPr>
-            <w:r>
-              <w:rPr>
-                <w:rFonts w:ascii="Adani" w:hAnsi="Adani"/>
-                <w:b w:val="0"/>
-                <w:sz w:val="18"/>
-                <w:u w:val="none"/>
-              </w:rPr>
-              <w:t>AUTHUM INVESTMENT &amp; INFRASTRUCTURE LIMITED</w:t>
-            </w:r>
-          </w:p>
-        </w:tc>
-        <w:tc>
-          <w:tcPr>
-            <w:tcW w:type="dxa" w:w="1587"/>
-            <w:shd w:val="clear" w:color="auto" w:fill="FFFFFF"/>
-            <w:tcBorders>
-              <w:top w:val="single" w:sz="4" w:space="0" w:color="000000"/>
-              <w:left w:val="single" w:sz="4" w:space="0" w:color="000000"/>
-              <w:bottom w:val="single" w:sz="4" w:space="0" w:color="000000"/>
-              <w:right w:val="single" w:sz="4" w:space="0" w:color="000000"/>
-            </w:tcBorders>
-            <w:vAlign w:val="center"/>
-          </w:tcPr>
-          <w:p>
-            <w:pPr>
-              <w:spacing w:before="40" w:after="40"/>
-              <w:jc w:val="left"/>
-            </w:pPr>
-            <w:r>
-              <w:rPr>
-                <w:rFonts w:ascii="Adani" w:hAnsi="Adani"/>
-                <w:b w:val="0"/>
-                <w:sz w:val="18"/>
-                <w:u w:val="none"/>
-              </w:rPr>
-              <w:t>Additional Director</w:t>
-            </w:r>
-          </w:p>
-        </w:tc>
-        <w:tc>
-          <w:tcPr>
-            <w:tcW w:type="dxa" w:w="1304"/>
-            <w:shd w:val="clear" w:color="auto" w:fill="FFFFFF"/>
-            <w:tcBorders>
-              <w:top w:val="single" w:sz="4" w:space="0" w:color="000000"/>
-              <w:left w:val="single" w:sz="4" w:space="0" w:color="000000"/>
-              <w:bottom w:val="single" w:sz="4" w:space="0" w:color="000000"/>
-              <w:right w:val="single" w:sz="4" w:space="0" w:color="000000"/>
-            </w:tcBorders>
-            <w:vAlign w:val="center"/>
-          </w:tcPr>
-          <w:p>
-            <w:pPr>
-              <w:spacing w:before="40" w:after="40"/>
-              <w:jc w:val="left"/>
-            </w:pPr>
-            <w:r>
-              <w:rPr>
-                <w:rFonts w:ascii="Adani" w:hAnsi="Adani"/>
-                <w:b w:val="0"/>
-                <w:sz w:val="18"/>
-                <w:u w:val="none"/>
-              </w:rPr>
-              <w:t>15/01/2025</w:t>
-            </w:r>
-          </w:p>
-        </w:tc>
-      </w:tr>
-      <w:tr>
-        <w:tc>
-          <w:tcPr>
-            <w:tcW w:type="dxa" w:w="2268"/>
-            <w:shd w:val="clear" w:color="auto" w:fill="FFFFFF"/>
-            <w:tcBorders>
-              <w:top w:val="single" w:sz="4" w:space="0" w:color="000000"/>
-              <w:left w:val="single" w:sz="4" w:space="0" w:color="000000"/>
-              <w:bottom w:val="single" w:sz="4" w:space="0" w:color="000000"/>
-              <w:right w:val="single" w:sz="4" w:space="0" w:color="000000"/>
-            </w:tcBorders>
-            <w:vAlign w:val="center"/>
-          </w:tcPr>
-          <w:p>
-            <w:pPr>
-              <w:spacing w:before="40" w:after="40"/>
-              <w:jc w:val="left"/>
-            </w:pPr>
-            <w:r>
-              <w:rPr>
-                <w:rFonts w:ascii="Adani" w:hAnsi="Adani"/>
-                <w:b w:val="0"/>
-                <w:sz w:val="18"/>
-                <w:u w:val="none"/>
-              </w:rPr>
               <w:t>L70101DL2019PLC355618</w:t>
             </w:r>
           </w:p>
@@ -5255,120 +5369,6 @@
                 <w:u w:val="none"/>
               </w:rPr>
               <w:t>14/08/2024</w:t>
-            </w:r>
-          </w:p>
-        </w:tc>
-      </w:tr>
-      <w:tr>
-        <w:tc>
-          <w:tcPr>
-            <w:tcW w:type="dxa" w:w="2268"/>
-            <w:shd w:val="clear" w:color="auto" w:fill="FFFFFF"/>
-            <w:tcBorders>
-              <w:top w:val="single" w:sz="4" w:space="0" w:color="000000"/>
-              <w:left w:val="single" w:sz="4" w:space="0" w:color="000000"/>
-              <w:bottom w:val="single" w:sz="4" w:space="0" w:color="000000"/>
-              <w:right w:val="single" w:sz="4" w:space="0" w:color="000000"/>
-            </w:tcBorders>
-            <w:vAlign w:val="center"/>
-          </w:tcPr>
-          <w:p>
-            <w:pPr>
-              <w:spacing w:before="40" w:after="40"/>
-              <w:jc w:val="left"/>
-            </w:pPr>
-            <w:r>
-              <w:rPr>
-                <w:rFonts w:ascii="Adani" w:hAnsi="Adani"/>
-                <w:b w:val="0"/>
-                <w:sz w:val="18"/>
-                <w:u w:val="none"/>
-              </w:rPr>
-              <w:t>U63012GJ2003PLC041919</w:t>
-            </w:r>
-          </w:p>
-        </w:tc>
-        <w:tc>
-          <w:tcPr>
-            <w:tcW w:type="dxa" w:w="4252"/>
-            <w:shd w:val="clear" w:color="auto" w:fill="FFFFFF"/>
-            <w:tcBorders>
-              <w:top w:val="single" w:sz="4" w:space="0" w:color="000000"/>
-              <w:left w:val="single" w:sz="4" w:space="0" w:color="000000"/>
-              <w:bottom w:val="single" w:sz="4" w:space="0" w:color="000000"/>
-              <w:right w:val="single" w:sz="4" w:space="0" w:color="000000"/>
-            </w:tcBorders>
-            <w:vAlign w:val="center"/>
-          </w:tcPr>
-          <w:p>
-            <w:pPr>
-              <w:spacing w:before="40" w:after="40"/>
-              <w:jc w:val="left"/>
-            </w:pPr>
-            <w:r>
-              <w:rPr>
-                <w:rFonts w:ascii="Adani" w:hAnsi="Adani"/>
-                <w:b w:val="0"/>
-                <w:sz w:val="18"/>
-                <w:u w:val="none"/>
-              </w:rPr>
-              <w:t>ADANI PETRONET (DAHEJ) PORT LIMITED</w:t>
-            </w:r>
-          </w:p>
-        </w:tc>
-        <w:tc>
-          <w:tcPr>
-            <w:tcW w:type="dxa" w:w="1587"/>
-            <w:shd w:val="clear" w:color="auto" w:fill="FFFFFF"/>
-            <w:tcBorders>
-              <w:top w:val="single" w:sz="4" w:space="0" w:color="000000"/>
-              <w:left w:val="single" w:sz="4" w:space="0" w:color="000000"/>
-              <w:bottom w:val="single" w:sz="4" w:space="0" w:color="000000"/>
-              <w:right w:val="single" w:sz="4" w:space="0" w:color="000000"/>
-            </w:tcBorders>
-            <w:vAlign w:val="center"/>
-          </w:tcPr>
-          <w:p>
-            <w:pPr>
-              <w:spacing w:before="40" w:after="40"/>
-              <w:jc w:val="left"/>
-            </w:pPr>
-            <w:r>
-              <w:rPr>
-                <w:rFonts w:ascii="Adani" w:hAnsi="Adani"/>
-                <w:b w:val="0"/>
-                <w:sz w:val="18"/>
-                <w:u w:val="none"/>
-              </w:rPr>
-              <w:t>Additional Director</w:t>
-            </w:r>
-          </w:p>
-        </w:tc>
-        <w:tc>
-          <w:tcPr>
-            <w:tcW w:type="dxa" w:w="1304"/>
-            <w:shd w:val="clear" w:color="auto" w:fill="FFFFFF"/>
-            <w:tcBorders>
-              <w:top w:val="single" w:sz="4" w:space="0" w:color="000000"/>
-              <w:left w:val="single" w:sz="4" w:space="0" w:color="000000"/>
-              <w:bottom w:val="single" w:sz="4" w:space="0" w:color="000000"/>
-              <w:right w:val="single" w:sz="4" w:space="0" w:color="000000"/>
-            </w:tcBorders>
-            <w:vAlign w:val="center"/>
-          </w:tcPr>
-          <w:p>
-            <w:pPr>
-              <w:spacing w:before="40" w:after="40"/>
-              <w:jc w:val="left"/>
-            </w:pPr>
-            <w:r>
-              <w:rPr>
-                <w:rFonts w:ascii="Adani" w:hAnsi="Adani"/>
-                <w:b w:val="0"/>
-                <w:sz w:val="18"/>
-                <w:u w:val="none"/>
-              </w:rPr>
-              <w:t>25/07/2024</w:t>
             </w:r>
           </w:p>
         </w:tc>
@@ -5910,7 +5910,7 @@
                 <w:sz w:val="18"/>
                 <w:u w:val="none"/>
               </w:rPr>
-              <w:t>Additional Director</w:t>
+              <w:t>Director</w:t>
             </w:r>
           </w:p>
         </w:tc>
@@ -5938,7 +5938,7 @@
                 <w:sz w:val="18"/>
                 <w:u w:val="none"/>
               </w:rPr>
-              <w:t>27/09/2019</w:t>
+              <w:t>24/12/2020</w:t>
             </w:r>
           </w:p>
         </w:tc>
